--- a/CONTENIDO pagina web.docx
+++ b/CONTENIDO pagina web.docx
@@ -1032,7 +1032,7 @@
                     <pic:cNvPicPr/>
                   </pic:nvPicPr>
                   <pic:blipFill>
-                    <a:blip r:embed="rId4"/>
+                    <a:blip r:embed="rId5"/>
                     <a:stretch>
                       <a:fillRect/>
                     </a:stretch>
@@ -1103,6 +1103,7 @@
           <w:kern w:val="0"/>
           <w:sz w:val="24"/>
           <w:szCs w:val="24"/>
+          <w:highlight w:val="cyan"/>
           <w:lang w:eastAsia="es-PE"/>
           <w14:ligatures w14:val="none"/>
         </w:rPr>
@@ -1114,6 +1115,7 @@
           <w:kern w:val="0"/>
           <w:sz w:val="24"/>
           <w:szCs w:val="24"/>
+          <w:highlight w:val="cyan"/>
           <w:lang w:eastAsia="es-PE"/>
         </w:rPr>
         <w:lastRenderedPageBreak/>
@@ -1311,6 +1313,7 @@
           <w:kern w:val="0"/>
           <w:sz w:val="24"/>
           <w:szCs w:val="24"/>
+          <w:highlight w:val="cyan"/>
           <w:lang w:eastAsia="es-PE"/>
           <w14:ligatures w14:val="none"/>
         </w:rPr>
@@ -1330,7 +1333,7 @@
                     <pic:cNvPicPr/>
                   </pic:nvPicPr>
                   <pic:blipFill>
-                    <a:blip r:embed="rId5"/>
+                    <a:blip r:embed="rId6"/>
                     <a:stretch>
                       <a:fillRect/>
                     </a:stretch>
@@ -1368,7 +1371,7 @@
           <w:color w:val="1E293B"/>
           <w:sz w:val="24"/>
           <w:szCs w:val="24"/>
-          <w:highlight w:val="green"/>
+          <w:highlight w:val="cyan"/>
           <w:shd w:val="clear" w:color="auto" w:fill="FFFFFF"/>
         </w:rPr>
         <w:t>PRIMARIA</w:t>
@@ -1404,15 +1407,17 @@
           <w:color w:val="1E293B"/>
           <w:sz w:val="24"/>
           <w:szCs w:val="24"/>
-          <w:shd w:val="clear" w:color="auto" w:fill="FFFFFF"/>
-        </w:rPr>
-      </w:pPr>
-      <w:r>
-        <w:rPr>
-          <w:rFonts w:ascii="Times New Roman" w:hAnsi="Times New Roman" w:cs="Times New Roman"/>
-          <w:color w:val="1E293B"/>
-          <w:sz w:val="24"/>
-          <w:szCs w:val="24"/>
+          <w:highlight w:val="cyan"/>
+          <w:shd w:val="clear" w:color="auto" w:fill="FFFFFF"/>
+        </w:rPr>
+      </w:pPr>
+      <w:r>
+        <w:rPr>
+          <w:rFonts w:ascii="Times New Roman" w:hAnsi="Times New Roman" w:cs="Times New Roman"/>
+          <w:color w:val="1E293B"/>
+          <w:sz w:val="24"/>
+          <w:szCs w:val="24"/>
+          <w:highlight w:val="cyan"/>
           <w:shd w:val="clear" w:color="auto" w:fill="FFFFFF"/>
         </w:rPr>
         <w:t>En el Nivel Primaria del Colegio Santo Domingo – El Líder, acompañamos a nuestros estudiantes en una etapa fundamental de su formación, fortaleciendo de manera progresiva sus aprendizajes académicos, así como su desarrollo personal y social.</w:t>
@@ -1426,27 +1431,29 @@
           <w:color w:val="1E293B"/>
           <w:sz w:val="24"/>
           <w:szCs w:val="24"/>
-          <w:shd w:val="clear" w:color="auto" w:fill="FFFFFF"/>
-        </w:rPr>
-      </w:pPr>
-    </w:p>
-    <w:p>
-      <w:pPr>
-        <w:jc w:val="both"/>
-        <w:rPr>
-          <w:rFonts w:ascii="Times New Roman" w:hAnsi="Times New Roman" w:cs="Times New Roman"/>
-          <w:color w:val="1E293B"/>
-          <w:sz w:val="24"/>
-          <w:szCs w:val="24"/>
-          <w:shd w:val="clear" w:color="auto" w:fill="FFFFFF"/>
-        </w:rPr>
-      </w:pPr>
-      <w:r>
-        <w:rPr>
-          <w:rFonts w:ascii="Times New Roman" w:hAnsi="Times New Roman" w:cs="Times New Roman"/>
-          <w:color w:val="1E293B"/>
-          <w:sz w:val="24"/>
-          <w:szCs w:val="24"/>
+          <w:highlight w:val="cyan"/>
+          <w:shd w:val="clear" w:color="auto" w:fill="FFFFFF"/>
+        </w:rPr>
+      </w:pPr>
+    </w:p>
+    <w:p>
+      <w:pPr>
+        <w:jc w:val="both"/>
+        <w:rPr>
+          <w:rFonts w:ascii="Times New Roman" w:hAnsi="Times New Roman" w:cs="Times New Roman"/>
+          <w:color w:val="1E293B"/>
+          <w:sz w:val="24"/>
+          <w:szCs w:val="24"/>
+          <w:shd w:val="clear" w:color="auto" w:fill="FFFFFF"/>
+        </w:rPr>
+      </w:pPr>
+      <w:r>
+        <w:rPr>
+          <w:rFonts w:ascii="Times New Roman" w:hAnsi="Times New Roman" w:cs="Times New Roman"/>
+          <w:color w:val="1E293B"/>
+          <w:sz w:val="24"/>
+          <w:szCs w:val="24"/>
+          <w:highlight w:val="cyan"/>
           <w:shd w:val="clear" w:color="auto" w:fill="FFFFFF"/>
         </w:rPr>
         <w:t>Nuestra propuesta educativa está orientada al aprendizaje significativo, promoviendo el pensamiento crítico, la autonomía y la responsabilidad, en un entorno que fomenta la participación, el trabajo colaborativo y la convivencia armónica. A través de una formación integral basada en valores, sentamos bases sólidas para el liderazgo y una visión global, preparando a nuestros estudiantes para los retos de las siguientes etapas educativas.</w:t>
@@ -1852,17 +1859,19 @@
           <w:color w:val="1E293B"/>
           <w:sz w:val="24"/>
           <w:szCs w:val="24"/>
-          <w:shd w:val="clear" w:color="auto" w:fill="FFFFFF"/>
-        </w:rPr>
-      </w:pPr>
-      <w:r>
-        <w:rPr>
-          <w:rFonts w:ascii="Times New Roman" w:hAnsi="Times New Roman" w:cs="Times New Roman"/>
-          <w:b/>
-          <w:bCs/>
-          <w:color w:val="1E293B"/>
-          <w:sz w:val="24"/>
-          <w:szCs w:val="24"/>
+          <w:highlight w:val="cyan"/>
+          <w:shd w:val="clear" w:color="auto" w:fill="FFFFFF"/>
+        </w:rPr>
+      </w:pPr>
+      <w:r>
+        <w:rPr>
+          <w:rFonts w:ascii="Times New Roman" w:hAnsi="Times New Roman" w:cs="Times New Roman"/>
+          <w:b/>
+          <w:bCs/>
+          <w:color w:val="1E293B"/>
+          <w:sz w:val="24"/>
+          <w:szCs w:val="24"/>
+          <w:highlight w:val="cyan"/>
           <w:shd w:val="clear" w:color="auto" w:fill="FFFFFF"/>
         </w:rPr>
         <w:t>HORARIO</w:t>
@@ -1878,6 +1887,7 @@
           <w:color w:val="1E293B"/>
           <w:sz w:val="24"/>
           <w:szCs w:val="24"/>
+          <w:highlight w:val="cyan"/>
           <w:shd w:val="clear" w:color="auto" w:fill="FFFFFF"/>
         </w:rPr>
       </w:pPr>
@@ -1902,6 +1912,7 @@
           <w:kern w:val="0"/>
           <w:sz w:val="24"/>
           <w:szCs w:val="24"/>
+          <w:highlight w:val="cyan"/>
           <w:lang w:eastAsia="es-PE"/>
         </w:rPr>
         <mc:AlternateContent>
@@ -2146,6 +2157,7 @@
           <w:kern w:val="0"/>
           <w:sz w:val="24"/>
           <w:szCs w:val="24"/>
+          <w:highlight w:val="cyan"/>
           <w:lang w:eastAsia="es-PE"/>
           <w14:ligatures w14:val="none"/>
         </w:rPr>
@@ -2165,7 +2177,7 @@
                     <pic:cNvPicPr/>
                   </pic:nvPicPr>
                   <pic:blipFill>
-                    <a:blip r:embed="rId5"/>
+                    <a:blip r:embed="rId6"/>
                     <a:stretch>
                       <a:fillRect/>
                     </a:stretch>
@@ -2210,52 +2222,43 @@
           <w:color w:val="1E293B"/>
           <w:sz w:val="24"/>
           <w:szCs w:val="24"/>
-          <w:shd w:val="clear" w:color="auto" w:fill="FFFFFF"/>
-        </w:rPr>
-      </w:pPr>
-      <w:r>
-        <w:rPr>
-          <w:rFonts w:ascii="Times New Roman" w:hAnsi="Times New Roman" w:cs="Times New Roman"/>
-          <w:b/>
-          <w:bCs/>
-          <w:color w:val="1E293B"/>
-          <w:sz w:val="24"/>
-          <w:szCs w:val="24"/>
-          <w:highlight w:val="green"/>
-          <w:shd w:val="clear" w:color="auto" w:fill="FFFFFF"/>
-        </w:rPr>
-        <w:t>SECUNDARIA</w:t>
-      </w:r>
-      <w:r>
-        <w:rPr>
-          <w:rFonts w:ascii="Times New Roman" w:hAnsi="Times New Roman" w:cs="Times New Roman"/>
-          <w:b/>
-          <w:bCs/>
-          <w:color w:val="1E293B"/>
-          <w:sz w:val="24"/>
-          <w:szCs w:val="24"/>
-          <w:shd w:val="clear" w:color="auto" w:fill="FFFFFF"/>
-        </w:rPr>
-        <w:t xml:space="preserve"> </w:t>
-      </w:r>
-    </w:p>
-    <w:p>
-      <w:pPr>
-        <w:jc w:val="both"/>
-        <w:rPr>
-          <w:rFonts w:ascii="Times New Roman" w:hAnsi="Times New Roman" w:cs="Times New Roman"/>
-          <w:color w:val="1E293B"/>
-          <w:sz w:val="24"/>
-          <w:szCs w:val="24"/>
-          <w:shd w:val="clear" w:color="auto" w:fill="FFFFFF"/>
-        </w:rPr>
-      </w:pPr>
-      <w:r>
-        <w:rPr>
-          <w:rFonts w:ascii="Times New Roman" w:hAnsi="Times New Roman" w:cs="Times New Roman"/>
-          <w:color w:val="1E293B"/>
-          <w:sz w:val="24"/>
-          <w:szCs w:val="24"/>
+          <w:highlight w:val="cyan"/>
+          <w:shd w:val="clear" w:color="auto" w:fill="FFFFFF"/>
+        </w:rPr>
+      </w:pPr>
+      <w:r>
+        <w:rPr>
+          <w:rFonts w:ascii="Times New Roman" w:hAnsi="Times New Roman" w:cs="Times New Roman"/>
+          <w:b/>
+          <w:bCs/>
+          <w:color w:val="1E293B"/>
+          <w:sz w:val="24"/>
+          <w:szCs w:val="24"/>
+          <w:highlight w:val="cyan"/>
+          <w:shd w:val="clear" w:color="auto" w:fill="FFFFFF"/>
+        </w:rPr>
+        <w:t xml:space="preserve">SECUNDARIA </w:t>
+      </w:r>
+    </w:p>
+    <w:p>
+      <w:pPr>
+        <w:jc w:val="both"/>
+        <w:rPr>
+          <w:rFonts w:ascii="Times New Roman" w:hAnsi="Times New Roman" w:cs="Times New Roman"/>
+          <w:color w:val="1E293B"/>
+          <w:sz w:val="24"/>
+          <w:szCs w:val="24"/>
+          <w:highlight w:val="cyan"/>
+          <w:shd w:val="clear" w:color="auto" w:fill="FFFFFF"/>
+        </w:rPr>
+      </w:pPr>
+      <w:r>
+        <w:rPr>
+          <w:rFonts w:ascii="Times New Roman" w:hAnsi="Times New Roman" w:cs="Times New Roman"/>
+          <w:color w:val="1E293B"/>
+          <w:sz w:val="24"/>
+          <w:szCs w:val="24"/>
+          <w:highlight w:val="cyan"/>
           <w:shd w:val="clear" w:color="auto" w:fill="FFFFFF"/>
         </w:rPr>
         <w:t>En el Nivel Secundaria del Colegio Santo Domingo – El Líder, acompañamos a nuestros estudiantes en el desarrollo de competencias académicas, personales y sociales, que les permitan afrontar con responsabilidad y criterio los retos del mundo actual.</w:t>
@@ -2269,27 +2272,30 @@
           <w:color w:val="1E293B"/>
           <w:sz w:val="24"/>
           <w:szCs w:val="24"/>
-          <w:shd w:val="clear" w:color="auto" w:fill="FFFFFF"/>
-        </w:rPr>
-      </w:pPr>
-    </w:p>
-    <w:p>
-      <w:pPr>
-        <w:jc w:val="both"/>
-        <w:rPr>
-          <w:rFonts w:ascii="Times New Roman" w:hAnsi="Times New Roman" w:cs="Times New Roman"/>
-          <w:color w:val="1E293B"/>
-          <w:sz w:val="24"/>
-          <w:szCs w:val="24"/>
-          <w:shd w:val="clear" w:color="auto" w:fill="FFFFFF"/>
-        </w:rPr>
-      </w:pPr>
-      <w:r>
-        <w:rPr>
-          <w:rFonts w:ascii="Times New Roman" w:hAnsi="Times New Roman" w:cs="Times New Roman"/>
-          <w:color w:val="1E293B"/>
-          <w:sz w:val="24"/>
-          <w:szCs w:val="24"/>
+          <w:highlight w:val="cyan"/>
+          <w:shd w:val="clear" w:color="auto" w:fill="FFFFFF"/>
+        </w:rPr>
+      </w:pPr>
+    </w:p>
+    <w:p>
+      <w:pPr>
+        <w:jc w:val="both"/>
+        <w:rPr>
+          <w:rFonts w:ascii="Times New Roman" w:hAnsi="Times New Roman" w:cs="Times New Roman"/>
+          <w:color w:val="1E293B"/>
+          <w:sz w:val="24"/>
+          <w:szCs w:val="24"/>
+          <w:highlight w:val="cyan"/>
+          <w:shd w:val="clear" w:color="auto" w:fill="FFFFFF"/>
+        </w:rPr>
+      </w:pPr>
+      <w:r>
+        <w:rPr>
+          <w:rFonts w:ascii="Times New Roman" w:hAnsi="Times New Roman" w:cs="Times New Roman"/>
+          <w:color w:val="1E293B"/>
+          <w:sz w:val="24"/>
+          <w:szCs w:val="24"/>
+          <w:highlight w:val="cyan"/>
           <w:shd w:val="clear" w:color="auto" w:fill="FFFFFF"/>
         </w:rPr>
         <w:t>Nuestra propuesta educativa promueve el pensamiento crítico, la autonomía, el trabajo colaborativo y la responsabilidad social, integrando metodologías innovadoras y el uso adecuado de la tecnología como herramientas para el aprendizaje.</w:t>
@@ -2303,27 +2309,29 @@
           <w:color w:val="1E293B"/>
           <w:sz w:val="24"/>
           <w:szCs w:val="24"/>
-          <w:shd w:val="clear" w:color="auto" w:fill="FFFFFF"/>
-        </w:rPr>
-      </w:pPr>
-    </w:p>
-    <w:p>
-      <w:pPr>
-        <w:jc w:val="both"/>
-        <w:rPr>
-          <w:rFonts w:ascii="Times New Roman" w:hAnsi="Times New Roman" w:cs="Times New Roman"/>
-          <w:color w:val="1E293B"/>
-          <w:sz w:val="24"/>
-          <w:szCs w:val="24"/>
-          <w:shd w:val="clear" w:color="auto" w:fill="FFFFFF"/>
-        </w:rPr>
-      </w:pPr>
-      <w:r>
-        <w:rPr>
-          <w:rFonts w:ascii="Times New Roman" w:hAnsi="Times New Roman" w:cs="Times New Roman"/>
-          <w:color w:val="1E293B"/>
-          <w:sz w:val="24"/>
-          <w:szCs w:val="24"/>
+          <w:highlight w:val="cyan"/>
+          <w:shd w:val="clear" w:color="auto" w:fill="FFFFFF"/>
+        </w:rPr>
+      </w:pPr>
+    </w:p>
+    <w:p>
+      <w:pPr>
+        <w:jc w:val="both"/>
+        <w:rPr>
+          <w:rFonts w:ascii="Times New Roman" w:hAnsi="Times New Roman" w:cs="Times New Roman"/>
+          <w:color w:val="1E293B"/>
+          <w:sz w:val="24"/>
+          <w:szCs w:val="24"/>
+          <w:shd w:val="clear" w:color="auto" w:fill="FFFFFF"/>
+        </w:rPr>
+      </w:pPr>
+      <w:r>
+        <w:rPr>
+          <w:rFonts w:ascii="Times New Roman" w:hAnsi="Times New Roman" w:cs="Times New Roman"/>
+          <w:color w:val="1E293B"/>
+          <w:sz w:val="24"/>
+          <w:szCs w:val="24"/>
+          <w:highlight w:val="cyan"/>
           <w:shd w:val="clear" w:color="auto" w:fill="FFFFFF"/>
         </w:rPr>
         <w:t>Buscamos formar jóvenes íntegros, creativos y comprometidos con su entorno, preparados para continuar con éxito su formación superior y contribuir positivamente al desarrollo de la sociedad, con liderazgo y visión global.</w:t>
@@ -3021,6 +3029,7 @@
           <w:kern w:val="0"/>
           <w:sz w:val="24"/>
           <w:szCs w:val="24"/>
+          <w:highlight w:val="cyan"/>
           <w:lang w:eastAsia="es-PE"/>
           <w14:ligatures w14:val="none"/>
         </w:rPr>
@@ -3040,7 +3049,7 @@
                     <pic:cNvPicPr/>
                   </pic:nvPicPr>
                   <pic:blipFill>
-                    <a:blip r:embed="rId5"/>
+                    <a:blip r:embed="rId6"/>
                     <a:stretch>
                       <a:fillRect/>
                     </a:stretch>
@@ -3305,17 +3314,19 @@
           <w:color w:val="1E293B"/>
           <w:sz w:val="24"/>
           <w:szCs w:val="24"/>
-          <w:shd w:val="clear" w:color="auto" w:fill="FFFFFF"/>
-        </w:rPr>
-      </w:pPr>
-      <w:r>
-        <w:rPr>
-          <w:rFonts w:ascii="Times New Roman" w:hAnsi="Times New Roman" w:cs="Times New Roman"/>
-          <w:b/>
-          <w:bCs/>
-          <w:color w:val="1E293B"/>
-          <w:sz w:val="24"/>
-          <w:szCs w:val="24"/>
+          <w:highlight w:val="cyan"/>
+          <w:shd w:val="clear" w:color="auto" w:fill="FFFFFF"/>
+        </w:rPr>
+      </w:pPr>
+      <w:r>
+        <w:rPr>
+          <w:rFonts w:ascii="Times New Roman" w:hAnsi="Times New Roman" w:cs="Times New Roman"/>
+          <w:b/>
+          <w:bCs/>
+          <w:color w:val="1E293B"/>
+          <w:sz w:val="24"/>
+          <w:szCs w:val="24"/>
+          <w:highlight w:val="cyan"/>
           <w:shd w:val="clear" w:color="auto" w:fill="FFFFFF"/>
         </w:rPr>
         <w:t xml:space="preserve">NOSOTROS </w:t>
@@ -3331,17 +3342,19 @@
           <w:color w:val="1E293B"/>
           <w:sz w:val="24"/>
           <w:szCs w:val="24"/>
-          <w:shd w:val="clear" w:color="auto" w:fill="FFFFFF"/>
-        </w:rPr>
-      </w:pPr>
-      <w:r>
-        <w:rPr>
-          <w:rFonts w:ascii="Times New Roman" w:hAnsi="Times New Roman" w:cs="Times New Roman"/>
-          <w:b/>
-          <w:bCs/>
-          <w:color w:val="1E293B"/>
-          <w:sz w:val="24"/>
-          <w:szCs w:val="24"/>
+          <w:highlight w:val="cyan"/>
+          <w:shd w:val="clear" w:color="auto" w:fill="FFFFFF"/>
+        </w:rPr>
+      </w:pPr>
+      <w:r>
+        <w:rPr>
+          <w:rFonts w:ascii="Times New Roman" w:hAnsi="Times New Roman" w:cs="Times New Roman"/>
+          <w:b/>
+          <w:bCs/>
+          <w:color w:val="1E293B"/>
+          <w:sz w:val="24"/>
+          <w:szCs w:val="24"/>
+          <w:highlight w:val="cyan"/>
           <w:shd w:val="clear" w:color="auto" w:fill="FFFFFF"/>
         </w:rPr>
         <w:t>RESEÑA HISTÓRICA</w:t>
@@ -3357,27 +3370,30 @@
           <w:color w:val="1E293B"/>
           <w:sz w:val="24"/>
           <w:szCs w:val="24"/>
-          <w:shd w:val="clear" w:color="auto" w:fill="FFFFFF"/>
-        </w:rPr>
-      </w:pPr>
-    </w:p>
-    <w:p>
-      <w:pPr>
-        <w:jc w:val="both"/>
-        <w:rPr>
-          <w:rFonts w:ascii="Times New Roman" w:hAnsi="Times New Roman" w:cs="Times New Roman"/>
-          <w:color w:val="1E293B"/>
-          <w:sz w:val="24"/>
-          <w:szCs w:val="24"/>
-          <w:shd w:val="clear" w:color="auto" w:fill="FFFFFF"/>
-        </w:rPr>
-      </w:pPr>
-      <w:r>
-        <w:rPr>
-          <w:rFonts w:ascii="Times New Roman" w:hAnsi="Times New Roman" w:cs="Times New Roman"/>
-          <w:color w:val="1E293B"/>
-          <w:sz w:val="24"/>
-          <w:szCs w:val="24"/>
+          <w:highlight w:val="cyan"/>
+          <w:shd w:val="clear" w:color="auto" w:fill="FFFFFF"/>
+        </w:rPr>
+      </w:pPr>
+    </w:p>
+    <w:p>
+      <w:pPr>
+        <w:jc w:val="both"/>
+        <w:rPr>
+          <w:rFonts w:ascii="Times New Roman" w:hAnsi="Times New Roman" w:cs="Times New Roman"/>
+          <w:color w:val="1E293B"/>
+          <w:sz w:val="24"/>
+          <w:szCs w:val="24"/>
+          <w:highlight w:val="cyan"/>
+          <w:shd w:val="clear" w:color="auto" w:fill="FFFFFF"/>
+        </w:rPr>
+      </w:pPr>
+      <w:r>
+        <w:rPr>
+          <w:rFonts w:ascii="Times New Roman" w:hAnsi="Times New Roman" w:cs="Times New Roman"/>
+          <w:color w:val="1E293B"/>
+          <w:sz w:val="24"/>
+          <w:szCs w:val="24"/>
+          <w:highlight w:val="cyan"/>
           <w:shd w:val="clear" w:color="auto" w:fill="FFFFFF"/>
         </w:rPr>
         <w:t xml:space="preserve">La Institución </w:t>
@@ -3390,6 +3406,7 @@
           <w:color w:val="1E293B"/>
           <w:sz w:val="24"/>
           <w:szCs w:val="24"/>
+          <w:highlight w:val="cyan"/>
           <w:shd w:val="clear" w:color="auto" w:fill="FFFFFF"/>
         </w:rPr>
         <w:t>Educativa Privada “Asociación Educativa Santo Domingo, El Líder”</w:t>
@@ -3400,6 +3417,7 @@
           <w:color w:val="1E293B"/>
           <w:sz w:val="24"/>
           <w:szCs w:val="24"/>
+          <w:highlight w:val="cyan"/>
           <w:shd w:val="clear" w:color="auto" w:fill="FFFFFF"/>
         </w:rPr>
         <w:t xml:space="preserve"> nace bajo la promotoría de la Asociación Educativa del mismo nombre y el liderazgo del </w:t>
@@ -3412,6 +3430,7 @@
           <w:color w:val="1E293B"/>
           <w:sz w:val="24"/>
           <w:szCs w:val="24"/>
+          <w:highlight w:val="cyan"/>
           <w:shd w:val="clear" w:color="auto" w:fill="FFFFFF"/>
         </w:rPr>
         <w:t>Magíster Carlos Bernardo Ruiz De La Cruz</w:t>
@@ -3422,6 +3441,7 @@
           <w:color w:val="1E293B"/>
           <w:sz w:val="24"/>
           <w:szCs w:val="24"/>
+          <w:highlight w:val="cyan"/>
           <w:shd w:val="clear" w:color="auto" w:fill="FFFFFF"/>
         </w:rPr>
         <w:t xml:space="preserve">, iniciando el servicio educativo en los niveles de Inicial, Primaria y Secundaria de Educación Básica Regular en el año 2026, en el distrito de </w:t>
@@ -3433,6 +3453,7 @@
           <w:color w:val="1E293B"/>
           <w:sz w:val="24"/>
           <w:szCs w:val="24"/>
+          <w:highlight w:val="cyan"/>
           <w:shd w:val="clear" w:color="auto" w:fill="FFFFFF"/>
         </w:rPr>
         <w:t>Carabayllo</w:t>
@@ -3444,6 +3465,7 @@
           <w:color w:val="1E293B"/>
           <w:sz w:val="24"/>
           <w:szCs w:val="24"/>
+          <w:highlight w:val="cyan"/>
           <w:shd w:val="clear" w:color="auto" w:fill="FFFFFF"/>
         </w:rPr>
         <w:t>.</w:t>
@@ -3457,27 +3479,30 @@
           <w:color w:val="1E293B"/>
           <w:sz w:val="24"/>
           <w:szCs w:val="24"/>
-          <w:shd w:val="clear" w:color="auto" w:fill="FFFFFF"/>
-        </w:rPr>
-      </w:pPr>
-    </w:p>
-    <w:p>
-      <w:pPr>
-        <w:jc w:val="both"/>
-        <w:rPr>
-          <w:rFonts w:ascii="Times New Roman" w:hAnsi="Times New Roman" w:cs="Times New Roman"/>
-          <w:color w:val="1E293B"/>
-          <w:sz w:val="24"/>
-          <w:szCs w:val="24"/>
-          <w:shd w:val="clear" w:color="auto" w:fill="FFFFFF"/>
-        </w:rPr>
-      </w:pPr>
-      <w:r>
-        <w:rPr>
-          <w:rFonts w:ascii="Times New Roman" w:hAnsi="Times New Roman" w:cs="Times New Roman"/>
-          <w:color w:val="1E293B"/>
-          <w:sz w:val="24"/>
-          <w:szCs w:val="24"/>
+          <w:highlight w:val="cyan"/>
+          <w:shd w:val="clear" w:color="auto" w:fill="FFFFFF"/>
+        </w:rPr>
+      </w:pPr>
+    </w:p>
+    <w:p>
+      <w:pPr>
+        <w:jc w:val="both"/>
+        <w:rPr>
+          <w:rFonts w:ascii="Times New Roman" w:hAnsi="Times New Roman" w:cs="Times New Roman"/>
+          <w:color w:val="1E293B"/>
+          <w:sz w:val="24"/>
+          <w:szCs w:val="24"/>
+          <w:highlight w:val="cyan"/>
+          <w:shd w:val="clear" w:color="auto" w:fill="FFFFFF"/>
+        </w:rPr>
+      </w:pPr>
+      <w:r>
+        <w:rPr>
+          <w:rFonts w:ascii="Times New Roman" w:hAnsi="Times New Roman" w:cs="Times New Roman"/>
+          <w:color w:val="1E293B"/>
+          <w:sz w:val="24"/>
+          <w:szCs w:val="24"/>
+          <w:highlight w:val="cyan"/>
           <w:shd w:val="clear" w:color="auto" w:fill="FFFFFF"/>
         </w:rPr>
         <w:t xml:space="preserve">El nombre </w:t>
@@ -3490,6 +3515,7 @@
           <w:color w:val="1E293B"/>
           <w:sz w:val="24"/>
           <w:szCs w:val="24"/>
+          <w:highlight w:val="cyan"/>
           <w:shd w:val="clear" w:color="auto" w:fill="FFFFFF"/>
         </w:rPr>
         <w:t>“Santo Domingo, El Líder”</w:t>
@@ -3500,6 +3526,7 @@
           <w:color w:val="1E293B"/>
           <w:sz w:val="24"/>
           <w:szCs w:val="24"/>
+          <w:highlight w:val="cyan"/>
           <w:shd w:val="clear" w:color="auto" w:fill="FFFFFF"/>
         </w:rPr>
         <w:t xml:space="preserve"> se inspira en los principios y valores del Consorcio Santo Domingo de Guzmán y de su patrono, reflejando una propuesta educativa que busca responder de manera innovadora a las necesidades y demandas del contexto </w:t>
@@ -3512,6 +3539,7 @@
           <w:color w:val="1E293B"/>
           <w:sz w:val="24"/>
           <w:szCs w:val="24"/>
+          <w:highlight w:val="cyan"/>
           <w:shd w:val="clear" w:color="auto" w:fill="FFFFFF"/>
         </w:rPr>
         <w:t>educativo local y global,</w:t>
@@ -3522,6 +3550,7 @@
           <w:color w:val="1E293B"/>
           <w:sz w:val="24"/>
           <w:szCs w:val="24"/>
+          <w:highlight w:val="cyan"/>
           <w:shd w:val="clear" w:color="auto" w:fill="FFFFFF"/>
         </w:rPr>
         <w:t xml:space="preserve"> en coherencia con la visión institucional.</w:t>
@@ -3535,27 +3564,30 @@
           <w:color w:val="1E293B"/>
           <w:sz w:val="24"/>
           <w:szCs w:val="24"/>
-          <w:shd w:val="clear" w:color="auto" w:fill="FFFFFF"/>
-        </w:rPr>
-      </w:pPr>
-    </w:p>
-    <w:p>
-      <w:pPr>
-        <w:jc w:val="both"/>
-        <w:rPr>
-          <w:rFonts w:ascii="Times New Roman" w:hAnsi="Times New Roman" w:cs="Times New Roman"/>
-          <w:color w:val="1E293B"/>
-          <w:sz w:val="24"/>
-          <w:szCs w:val="24"/>
-          <w:shd w:val="clear" w:color="auto" w:fill="FFFFFF"/>
-        </w:rPr>
-      </w:pPr>
-      <w:r>
-        <w:rPr>
-          <w:rFonts w:ascii="Times New Roman" w:hAnsi="Times New Roman" w:cs="Times New Roman"/>
-          <w:color w:val="1E293B"/>
-          <w:sz w:val="24"/>
-          <w:szCs w:val="24"/>
+          <w:highlight w:val="cyan"/>
+          <w:shd w:val="clear" w:color="auto" w:fill="FFFFFF"/>
+        </w:rPr>
+      </w:pPr>
+    </w:p>
+    <w:p>
+      <w:pPr>
+        <w:jc w:val="both"/>
+        <w:rPr>
+          <w:rFonts w:ascii="Times New Roman" w:hAnsi="Times New Roman" w:cs="Times New Roman"/>
+          <w:color w:val="1E293B"/>
+          <w:sz w:val="24"/>
+          <w:szCs w:val="24"/>
+          <w:highlight w:val="cyan"/>
+          <w:shd w:val="clear" w:color="auto" w:fill="FFFFFF"/>
+        </w:rPr>
+      </w:pPr>
+      <w:r>
+        <w:rPr>
+          <w:rFonts w:ascii="Times New Roman" w:hAnsi="Times New Roman" w:cs="Times New Roman"/>
+          <w:color w:val="1E293B"/>
+          <w:sz w:val="24"/>
+          <w:szCs w:val="24"/>
+          <w:highlight w:val="cyan"/>
           <w:shd w:val="clear" w:color="auto" w:fill="FFFFFF"/>
         </w:rPr>
         <w:t xml:space="preserve">Nuestra institución promueve </w:t>
@@ -3568,6 +3600,7 @@
           <w:color w:val="1E293B"/>
           <w:sz w:val="24"/>
           <w:szCs w:val="24"/>
+          <w:highlight w:val="cyan"/>
           <w:shd w:val="clear" w:color="auto" w:fill="FFFFFF"/>
         </w:rPr>
         <w:t>valores como la integridad, la responsabilidad y el compromiso,</w:t>
@@ -3578,6 +3611,7 @@
           <w:color w:val="1E293B"/>
           <w:sz w:val="24"/>
           <w:szCs w:val="24"/>
+          <w:highlight w:val="cyan"/>
           <w:shd w:val="clear" w:color="auto" w:fill="FFFFFF"/>
         </w:rPr>
         <w:t xml:space="preserve"> orientados a la formación de líderes del futuro. En un entorno educativo competitivo, fomentamos una cultura de superación y excelencia continua, motivando a toda la comunidad educativa a dar lo mejor de sí misma y a comprometerse con la misión y visión institucional, asegurando la calidad de los aprendizajes.</w:t>
@@ -3591,27 +3625,29 @@
           <w:color w:val="1E293B"/>
           <w:sz w:val="24"/>
           <w:szCs w:val="24"/>
-          <w:shd w:val="clear" w:color="auto" w:fill="FFFFFF"/>
-        </w:rPr>
-      </w:pPr>
-    </w:p>
-    <w:p>
-      <w:pPr>
-        <w:jc w:val="both"/>
-        <w:rPr>
-          <w:rFonts w:ascii="Times New Roman" w:hAnsi="Times New Roman" w:cs="Times New Roman"/>
-          <w:color w:val="1E293B"/>
-          <w:sz w:val="24"/>
-          <w:szCs w:val="24"/>
-          <w:shd w:val="clear" w:color="auto" w:fill="FFFFFF"/>
-        </w:rPr>
-      </w:pPr>
-      <w:r>
-        <w:rPr>
-          <w:rFonts w:ascii="Times New Roman" w:hAnsi="Times New Roman" w:cs="Times New Roman"/>
-          <w:color w:val="1E293B"/>
-          <w:sz w:val="24"/>
-          <w:szCs w:val="24"/>
+          <w:highlight w:val="cyan"/>
+          <w:shd w:val="clear" w:color="auto" w:fill="FFFFFF"/>
+        </w:rPr>
+      </w:pPr>
+    </w:p>
+    <w:p>
+      <w:pPr>
+        <w:jc w:val="both"/>
+        <w:rPr>
+          <w:rFonts w:ascii="Times New Roman" w:hAnsi="Times New Roman" w:cs="Times New Roman"/>
+          <w:color w:val="1E293B"/>
+          <w:sz w:val="24"/>
+          <w:szCs w:val="24"/>
+          <w:shd w:val="clear" w:color="auto" w:fill="FFFFFF"/>
+        </w:rPr>
+      </w:pPr>
+      <w:r>
+        <w:rPr>
+          <w:rFonts w:ascii="Times New Roman" w:hAnsi="Times New Roman" w:cs="Times New Roman"/>
+          <w:color w:val="1E293B"/>
+          <w:sz w:val="24"/>
+          <w:szCs w:val="24"/>
+          <w:highlight w:val="cyan"/>
           <w:shd w:val="clear" w:color="auto" w:fill="FFFFFF"/>
         </w:rPr>
         <w:t xml:space="preserve">De esta manera, </w:t>
@@ -3624,6 +3660,7 @@
           <w:color w:val="1E293B"/>
           <w:sz w:val="24"/>
           <w:szCs w:val="24"/>
+          <w:highlight w:val="cyan"/>
           <w:shd w:val="clear" w:color="auto" w:fill="FFFFFF"/>
         </w:rPr>
         <w:t>la I.E.P. Santo Domingo, El Líder</w:t>
@@ -3634,6 +3671,7 @@
           <w:color w:val="1E293B"/>
           <w:sz w:val="24"/>
           <w:szCs w:val="24"/>
+          <w:highlight w:val="cyan"/>
           <w:shd w:val="clear" w:color="auto" w:fill="FFFFFF"/>
         </w:rPr>
         <w:t xml:space="preserve"> se consolida como una institución educativa con identidad, propósito y proyección, orientada a </w:t>
@@ -3646,6 +3684,7 @@
           <w:color w:val="1E293B"/>
           <w:sz w:val="24"/>
           <w:szCs w:val="24"/>
+          <w:highlight w:val="cyan"/>
           <w:shd w:val="clear" w:color="auto" w:fill="FFFFFF"/>
         </w:rPr>
         <w:t>la formación de ciudadanos líderes, innovadores y comprometidos,</w:t>
@@ -3656,6 +3695,7 @@
           <w:color w:val="1E293B"/>
           <w:sz w:val="24"/>
           <w:szCs w:val="24"/>
+          <w:highlight w:val="cyan"/>
           <w:shd w:val="clear" w:color="auto" w:fill="FFFFFF"/>
         </w:rPr>
         <w:t xml:space="preserve"> que contribuyen activamente al desarrollo del país.</w:t>
@@ -3685,17 +3725,19 @@
           <w:color w:val="1E293B"/>
           <w:sz w:val="24"/>
           <w:szCs w:val="24"/>
-          <w:shd w:val="clear" w:color="auto" w:fill="FFFFFF"/>
-        </w:rPr>
-      </w:pPr>
-      <w:r>
-        <w:rPr>
-          <w:rFonts w:ascii="Times New Roman" w:hAnsi="Times New Roman" w:cs="Times New Roman"/>
-          <w:b/>
-          <w:bCs/>
-          <w:color w:val="1E293B"/>
-          <w:sz w:val="24"/>
-          <w:szCs w:val="24"/>
+          <w:highlight w:val="cyan"/>
+          <w:shd w:val="clear" w:color="auto" w:fill="FFFFFF"/>
+        </w:rPr>
+      </w:pPr>
+      <w:r>
+        <w:rPr>
+          <w:rFonts w:ascii="Times New Roman" w:hAnsi="Times New Roman" w:cs="Times New Roman"/>
+          <w:b/>
+          <w:bCs/>
+          <w:color w:val="1E293B"/>
+          <w:sz w:val="24"/>
+          <w:szCs w:val="24"/>
+          <w:highlight w:val="cyan"/>
           <w:shd w:val="clear" w:color="auto" w:fill="FFFFFF"/>
         </w:rPr>
         <w:t xml:space="preserve">NUESTRA IDENTIDAD </w:t>
@@ -3709,15 +3751,17 @@
           <w:color w:val="1E293B"/>
           <w:sz w:val="24"/>
           <w:szCs w:val="24"/>
-          <w:shd w:val="clear" w:color="auto" w:fill="FFFFFF"/>
-        </w:rPr>
-      </w:pPr>
-      <w:r>
-        <w:rPr>
-          <w:rFonts w:ascii="Times New Roman" w:hAnsi="Times New Roman" w:cs="Times New Roman"/>
-          <w:color w:val="1E293B"/>
-          <w:sz w:val="24"/>
-          <w:szCs w:val="24"/>
+          <w:highlight w:val="cyan"/>
+          <w:shd w:val="clear" w:color="auto" w:fill="FFFFFF"/>
+        </w:rPr>
+      </w:pPr>
+      <w:r>
+        <w:rPr>
+          <w:rFonts w:ascii="Times New Roman" w:hAnsi="Times New Roman" w:cs="Times New Roman"/>
+          <w:color w:val="1E293B"/>
+          <w:sz w:val="24"/>
+          <w:szCs w:val="24"/>
+          <w:highlight w:val="cyan"/>
           <w:shd w:val="clear" w:color="auto" w:fill="FFFFFF"/>
         </w:rPr>
         <w:t xml:space="preserve">La </w:t>
@@ -3730,6 +3774,7 @@
           <w:color w:val="1E293B"/>
           <w:sz w:val="24"/>
           <w:szCs w:val="24"/>
+          <w:highlight w:val="cyan"/>
           <w:shd w:val="clear" w:color="auto" w:fill="FFFFFF"/>
         </w:rPr>
         <w:t>Institución Educativa Privada Asociación Educativa Santo Domingo, El Líder</w:t>
@@ -3740,6 +3785,7 @@
           <w:color w:val="1E293B"/>
           <w:sz w:val="24"/>
           <w:szCs w:val="24"/>
+          <w:highlight w:val="cyan"/>
           <w:shd w:val="clear" w:color="auto" w:fill="FFFFFF"/>
         </w:rPr>
         <w:t xml:space="preserve"> orienta su labor a la formación integral de niños, niñas y adolescentes de los niveles de Inicial, Primaria y Secundaria, brindando una </w:t>
@@ -3752,6 +3798,7 @@
           <w:color w:val="1E293B"/>
           <w:sz w:val="24"/>
           <w:szCs w:val="24"/>
+          <w:highlight w:val="cyan"/>
           <w:shd w:val="clear" w:color="auto" w:fill="FFFFFF"/>
         </w:rPr>
         <w:t>educación de calidad, inclusiva y equitativa,</w:t>
@@ -3762,6 +3809,7 @@
           <w:color w:val="1E293B"/>
           <w:sz w:val="24"/>
           <w:szCs w:val="24"/>
+          <w:highlight w:val="cyan"/>
           <w:shd w:val="clear" w:color="auto" w:fill="FFFFFF"/>
         </w:rPr>
         <w:t xml:space="preserve"> acorde con las exigencias del mundo actual.</w:t>
@@ -3775,39 +3823,43 @@
           <w:color w:val="1E293B"/>
           <w:sz w:val="24"/>
           <w:szCs w:val="24"/>
-          <w:shd w:val="clear" w:color="auto" w:fill="FFFFFF"/>
-        </w:rPr>
-      </w:pPr>
-    </w:p>
-    <w:p>
-      <w:pPr>
-        <w:jc w:val="both"/>
-        <w:rPr>
-          <w:rFonts w:ascii="Times New Roman" w:hAnsi="Times New Roman" w:cs="Times New Roman"/>
-          <w:color w:val="1E293B"/>
-          <w:sz w:val="24"/>
-          <w:szCs w:val="24"/>
-          <w:shd w:val="clear" w:color="auto" w:fill="FFFFFF"/>
-        </w:rPr>
-      </w:pPr>
-    </w:p>
-    <w:p>
-      <w:pPr>
-        <w:jc w:val="both"/>
-        <w:rPr>
-          <w:rFonts w:ascii="Times New Roman" w:hAnsi="Times New Roman" w:cs="Times New Roman"/>
-          <w:color w:val="1E293B"/>
-          <w:sz w:val="24"/>
-          <w:szCs w:val="24"/>
-          <w:shd w:val="clear" w:color="auto" w:fill="FFFFFF"/>
-        </w:rPr>
-      </w:pPr>
-      <w:r>
-        <w:rPr>
-          <w:rFonts w:ascii="Times New Roman" w:hAnsi="Times New Roman" w:cs="Times New Roman"/>
-          <w:color w:val="1E293B"/>
-          <w:sz w:val="24"/>
-          <w:szCs w:val="24"/>
+          <w:highlight w:val="cyan"/>
+          <w:shd w:val="clear" w:color="auto" w:fill="FFFFFF"/>
+        </w:rPr>
+      </w:pPr>
+    </w:p>
+    <w:p>
+      <w:pPr>
+        <w:jc w:val="both"/>
+        <w:rPr>
+          <w:rFonts w:ascii="Times New Roman" w:hAnsi="Times New Roman" w:cs="Times New Roman"/>
+          <w:color w:val="1E293B"/>
+          <w:sz w:val="24"/>
+          <w:szCs w:val="24"/>
+          <w:highlight w:val="cyan"/>
+          <w:shd w:val="clear" w:color="auto" w:fill="FFFFFF"/>
+        </w:rPr>
+      </w:pPr>
+    </w:p>
+    <w:p>
+      <w:pPr>
+        <w:jc w:val="both"/>
+        <w:rPr>
+          <w:rFonts w:ascii="Times New Roman" w:hAnsi="Times New Roman" w:cs="Times New Roman"/>
+          <w:color w:val="1E293B"/>
+          <w:sz w:val="24"/>
+          <w:szCs w:val="24"/>
+          <w:highlight w:val="cyan"/>
+          <w:shd w:val="clear" w:color="auto" w:fill="FFFFFF"/>
+        </w:rPr>
+      </w:pPr>
+      <w:r>
+        <w:rPr>
+          <w:rFonts w:ascii="Times New Roman" w:hAnsi="Times New Roman" w:cs="Times New Roman"/>
+          <w:color w:val="1E293B"/>
+          <w:sz w:val="24"/>
+          <w:szCs w:val="24"/>
+          <w:highlight w:val="cyan"/>
           <w:shd w:val="clear" w:color="auto" w:fill="FFFFFF"/>
         </w:rPr>
         <w:t>Nuestra institución promueve el logro de aprendizajes de acuerdo con el Perfil de Egreso, fortaleciendo la práctica de valores personales y sociales, y fomentando una convivencia basada en el respeto, la responsabilidad y la participación democrática, en un entorno de paz y justicia.</w:t>
@@ -3821,27 +3873,30 @@
           <w:color w:val="1E293B"/>
           <w:sz w:val="24"/>
           <w:szCs w:val="24"/>
-          <w:shd w:val="clear" w:color="auto" w:fill="FFFFFF"/>
-        </w:rPr>
-      </w:pPr>
-    </w:p>
-    <w:p>
-      <w:pPr>
-        <w:jc w:val="both"/>
-        <w:rPr>
-          <w:rFonts w:ascii="Times New Roman" w:hAnsi="Times New Roman" w:cs="Times New Roman"/>
-          <w:color w:val="1E293B"/>
-          <w:sz w:val="24"/>
-          <w:szCs w:val="24"/>
-          <w:shd w:val="clear" w:color="auto" w:fill="FFFFFF"/>
-        </w:rPr>
-      </w:pPr>
-      <w:r>
-        <w:rPr>
-          <w:rFonts w:ascii="Times New Roman" w:hAnsi="Times New Roman" w:cs="Times New Roman"/>
-          <w:color w:val="1E293B"/>
-          <w:sz w:val="24"/>
-          <w:szCs w:val="24"/>
+          <w:highlight w:val="cyan"/>
+          <w:shd w:val="clear" w:color="auto" w:fill="FFFFFF"/>
+        </w:rPr>
+      </w:pPr>
+    </w:p>
+    <w:p>
+      <w:pPr>
+        <w:jc w:val="both"/>
+        <w:rPr>
+          <w:rFonts w:ascii="Times New Roman" w:hAnsi="Times New Roman" w:cs="Times New Roman"/>
+          <w:color w:val="1E293B"/>
+          <w:sz w:val="24"/>
+          <w:szCs w:val="24"/>
+          <w:highlight w:val="cyan"/>
+          <w:shd w:val="clear" w:color="auto" w:fill="FFFFFF"/>
+        </w:rPr>
+      </w:pPr>
+      <w:r>
+        <w:rPr>
+          <w:rFonts w:ascii="Times New Roman" w:hAnsi="Times New Roman" w:cs="Times New Roman"/>
+          <w:color w:val="1E293B"/>
+          <w:sz w:val="24"/>
+          <w:szCs w:val="24"/>
+          <w:highlight w:val="cyan"/>
           <w:shd w:val="clear" w:color="auto" w:fill="FFFFFF"/>
         </w:rPr>
         <w:t>El compromiso permanente de nuestra comunidad educativa se refleja en la mejora continua, la actualización constante y la aplicación de estrategias pedagógicas que elevan la calidad del servicio educativo. Acompañamos a nuestros estudiantes en su proceso formativo, impulsándolos a desarrollar habilidades académicas, personales y sociales que les permitan construir su proyecto de vida con autonomía y liderazgo.</w:t>
@@ -3855,27 +3910,30 @@
           <w:color w:val="1E293B"/>
           <w:sz w:val="24"/>
           <w:szCs w:val="24"/>
-          <w:shd w:val="clear" w:color="auto" w:fill="FFFFFF"/>
-        </w:rPr>
-      </w:pPr>
-    </w:p>
-    <w:p>
-      <w:pPr>
-        <w:jc w:val="both"/>
-        <w:rPr>
-          <w:rFonts w:ascii="Times New Roman" w:hAnsi="Times New Roman" w:cs="Times New Roman"/>
-          <w:color w:val="1E293B"/>
-          <w:sz w:val="24"/>
-          <w:szCs w:val="24"/>
-          <w:shd w:val="clear" w:color="auto" w:fill="FFFFFF"/>
-        </w:rPr>
-      </w:pPr>
-      <w:r>
-        <w:rPr>
-          <w:rFonts w:ascii="Times New Roman" w:hAnsi="Times New Roman" w:cs="Times New Roman"/>
-          <w:color w:val="1E293B"/>
-          <w:sz w:val="24"/>
-          <w:szCs w:val="24"/>
+          <w:highlight w:val="cyan"/>
+          <w:shd w:val="clear" w:color="auto" w:fill="FFFFFF"/>
+        </w:rPr>
+      </w:pPr>
+    </w:p>
+    <w:p>
+      <w:pPr>
+        <w:jc w:val="both"/>
+        <w:rPr>
+          <w:rFonts w:ascii="Times New Roman" w:hAnsi="Times New Roman" w:cs="Times New Roman"/>
+          <w:color w:val="1E293B"/>
+          <w:sz w:val="24"/>
+          <w:szCs w:val="24"/>
+          <w:highlight w:val="cyan"/>
+          <w:shd w:val="clear" w:color="auto" w:fill="FFFFFF"/>
+        </w:rPr>
+      </w:pPr>
+      <w:r>
+        <w:rPr>
+          <w:rFonts w:ascii="Times New Roman" w:hAnsi="Times New Roman" w:cs="Times New Roman"/>
+          <w:color w:val="1E293B"/>
+          <w:sz w:val="24"/>
+          <w:szCs w:val="24"/>
+          <w:highlight w:val="cyan"/>
           <w:shd w:val="clear" w:color="auto" w:fill="FFFFFF"/>
         </w:rPr>
         <w:t>Nuestra identidad se sustenta en una educación que forma personas íntegras, reflexivas y preparadas para afrontar los retos del presente y del futuro.</w:t>
@@ -3891,6 +3949,7 @@
           <w:color w:val="1E293B"/>
           <w:sz w:val="28"/>
           <w:szCs w:val="28"/>
+          <w:highlight w:val="cyan"/>
           <w:shd w:val="clear" w:color="auto" w:fill="FFFFFF"/>
         </w:rPr>
       </w:pPr>
@@ -3902,6 +3961,7 @@
           <w:color w:val="1E293B"/>
           <w:sz w:val="28"/>
           <w:szCs w:val="28"/>
+          <w:highlight w:val="cyan"/>
           <w:shd w:val="clear" w:color="auto" w:fill="FFFFFF"/>
         </w:rPr>
         <w:t>SANTO DOMINGO, EL LÍDER</w:t>
@@ -3928,6 +3988,7 @@
           <w:color w:val="1E293B"/>
           <w:sz w:val="28"/>
           <w:szCs w:val="28"/>
+          <w:highlight w:val="cyan"/>
           <w:shd w:val="clear" w:color="auto" w:fill="FFFFFF"/>
         </w:rPr>
         <w:t>FORMANDO LÍDERES GLOBALES</w:t>
@@ -3956,19 +4017,19 @@
           <w:color w:val="1E293B"/>
           <w:sz w:val="24"/>
           <w:szCs w:val="24"/>
-          <w:highlight w:val="yellow"/>
-          <w:shd w:val="clear" w:color="auto" w:fill="FFFFFF"/>
-        </w:rPr>
-      </w:pPr>
-      <w:r>
-        <w:rPr>
-          <w:rFonts w:ascii="Times New Roman" w:hAnsi="Times New Roman" w:cs="Times New Roman"/>
-          <w:b/>
-          <w:bCs/>
-          <w:color w:val="1E293B"/>
-          <w:sz w:val="24"/>
-          <w:szCs w:val="24"/>
-          <w:highlight w:val="yellow"/>
+          <w:highlight w:val="cyan"/>
+          <w:shd w:val="clear" w:color="auto" w:fill="FFFFFF"/>
+        </w:rPr>
+      </w:pPr>
+      <w:r>
+        <w:rPr>
+          <w:rFonts w:ascii="Times New Roman" w:hAnsi="Times New Roman" w:cs="Times New Roman"/>
+          <w:b/>
+          <w:bCs/>
+          <w:color w:val="1E293B"/>
+          <w:sz w:val="24"/>
+          <w:szCs w:val="24"/>
+          <w:highlight w:val="cyan"/>
           <w:shd w:val="clear" w:color="auto" w:fill="FFFFFF"/>
         </w:rPr>
         <w:t xml:space="preserve">PROPUESTA EDUCATIVA </w:t>
@@ -3994,7 +4055,7 @@
           <w:color w:val="1E293B"/>
           <w:sz w:val="24"/>
           <w:szCs w:val="24"/>
-          <w:highlight w:val="yellow"/>
+          <w:highlight w:val="cyan"/>
           <w:shd w:val="clear" w:color="auto" w:fill="FFFFFF"/>
         </w:rPr>
         <w:t>METODOLOGÍA</w:t>
@@ -4020,15 +4081,17 @@
           <w:color w:val="1E293B"/>
           <w:sz w:val="24"/>
           <w:szCs w:val="24"/>
-          <w:shd w:val="clear" w:color="auto" w:fill="FFFFFF"/>
-        </w:rPr>
-      </w:pPr>
-      <w:r>
-        <w:rPr>
-          <w:rFonts w:ascii="Times New Roman" w:hAnsi="Times New Roman" w:cs="Times New Roman"/>
-          <w:color w:val="1E293B"/>
-          <w:sz w:val="24"/>
-          <w:szCs w:val="24"/>
+          <w:highlight w:val="cyan"/>
+          <w:shd w:val="clear" w:color="auto" w:fill="FFFFFF"/>
+        </w:rPr>
+      </w:pPr>
+      <w:r>
+        <w:rPr>
+          <w:rFonts w:ascii="Times New Roman" w:hAnsi="Times New Roman" w:cs="Times New Roman"/>
+          <w:color w:val="1E293B"/>
+          <w:sz w:val="24"/>
+          <w:szCs w:val="24"/>
+          <w:highlight w:val="cyan"/>
           <w:shd w:val="clear" w:color="auto" w:fill="FFFFFF"/>
         </w:rPr>
         <w:t xml:space="preserve">La metodología del Colegio </w:t>
@@ -4041,6 +4104,7 @@
           <w:color w:val="1E293B"/>
           <w:sz w:val="24"/>
           <w:szCs w:val="24"/>
+          <w:highlight w:val="cyan"/>
           <w:shd w:val="clear" w:color="auto" w:fill="FFFFFF"/>
         </w:rPr>
         <w:t>Santo Domingo, El Líder</w:t>
@@ -4051,6 +4115,7 @@
           <w:color w:val="1E293B"/>
           <w:sz w:val="24"/>
           <w:szCs w:val="24"/>
+          <w:highlight w:val="cyan"/>
           <w:shd w:val="clear" w:color="auto" w:fill="FFFFFF"/>
         </w:rPr>
         <w:t xml:space="preserve"> reconoce que cada estudiante posee </w:t>
@@ -4063,6 +4128,7 @@
           <w:color w:val="1E293B"/>
           <w:sz w:val="24"/>
           <w:szCs w:val="24"/>
+          <w:highlight w:val="cyan"/>
           <w:shd w:val="clear" w:color="auto" w:fill="FFFFFF"/>
         </w:rPr>
         <w:t>habilidades, talentos y formas propias de aprender</w:t>
@@ -4073,6 +4139,7 @@
           <w:color w:val="1E293B"/>
           <w:sz w:val="24"/>
           <w:szCs w:val="24"/>
+          <w:highlight w:val="cyan"/>
           <w:shd w:val="clear" w:color="auto" w:fill="FFFFFF"/>
         </w:rPr>
         <w:t>, por lo que promovemos una enseñanza que atiende la diversidad y favorece el desarrollo integral.</w:t>
@@ -4086,27 +4153,30 @@
           <w:color w:val="1E293B"/>
           <w:sz w:val="24"/>
           <w:szCs w:val="24"/>
-          <w:shd w:val="clear" w:color="auto" w:fill="FFFFFF"/>
-        </w:rPr>
-      </w:pPr>
-    </w:p>
-    <w:p>
-      <w:pPr>
-        <w:jc w:val="both"/>
-        <w:rPr>
-          <w:rFonts w:ascii="Times New Roman" w:hAnsi="Times New Roman" w:cs="Times New Roman"/>
-          <w:color w:val="1E293B"/>
-          <w:sz w:val="24"/>
-          <w:szCs w:val="24"/>
-          <w:shd w:val="clear" w:color="auto" w:fill="FFFFFF"/>
-        </w:rPr>
-      </w:pPr>
-      <w:r>
-        <w:rPr>
-          <w:rFonts w:ascii="Times New Roman" w:hAnsi="Times New Roman" w:cs="Times New Roman"/>
-          <w:color w:val="1E293B"/>
-          <w:sz w:val="24"/>
-          <w:szCs w:val="24"/>
+          <w:highlight w:val="cyan"/>
+          <w:shd w:val="clear" w:color="auto" w:fill="FFFFFF"/>
+        </w:rPr>
+      </w:pPr>
+    </w:p>
+    <w:p>
+      <w:pPr>
+        <w:jc w:val="both"/>
+        <w:rPr>
+          <w:rFonts w:ascii="Times New Roman" w:hAnsi="Times New Roman" w:cs="Times New Roman"/>
+          <w:color w:val="1E293B"/>
+          <w:sz w:val="24"/>
+          <w:szCs w:val="24"/>
+          <w:highlight w:val="cyan"/>
+          <w:shd w:val="clear" w:color="auto" w:fill="FFFFFF"/>
+        </w:rPr>
+      </w:pPr>
+      <w:r>
+        <w:rPr>
+          <w:rFonts w:ascii="Times New Roman" w:hAnsi="Times New Roman" w:cs="Times New Roman"/>
+          <w:color w:val="1E293B"/>
+          <w:sz w:val="24"/>
+          <w:szCs w:val="24"/>
+          <w:highlight w:val="cyan"/>
           <w:shd w:val="clear" w:color="auto" w:fill="FFFFFF"/>
         </w:rPr>
         <w:t xml:space="preserve">Nuestro enfoque pedagógico integra estrategias y actividades que estimulan distintas capacidades cognitivas, creativas, sociales y emocionales, a través de </w:t>
@@ -4119,6 +4189,7 @@
           <w:color w:val="1E293B"/>
           <w:sz w:val="24"/>
           <w:szCs w:val="24"/>
+          <w:highlight w:val="cyan"/>
           <w:shd w:val="clear" w:color="auto" w:fill="FFFFFF"/>
         </w:rPr>
         <w:t>proyectos, dinámicas participativas y experiencias significativas</w:t>
@@ -4129,6 +4200,7 @@
           <w:color w:val="1E293B"/>
           <w:sz w:val="24"/>
           <w:szCs w:val="24"/>
+          <w:highlight w:val="cyan"/>
           <w:shd w:val="clear" w:color="auto" w:fill="FFFFFF"/>
         </w:rPr>
         <w:t>, orientadas al aprendizaje activo.</w:t>
@@ -4144,15 +4216,17 @@
           <w:color w:val="1E293B"/>
           <w:sz w:val="24"/>
           <w:szCs w:val="24"/>
-          <w:shd w:val="clear" w:color="auto" w:fill="FFFFFF"/>
-        </w:rPr>
-      </w:pPr>
-      <w:r>
-        <w:rPr>
-          <w:rFonts w:ascii="Times New Roman" w:hAnsi="Times New Roman" w:cs="Times New Roman"/>
-          <w:color w:val="1E293B"/>
-          <w:sz w:val="24"/>
-          <w:szCs w:val="24"/>
+          <w:highlight w:val="cyan"/>
+          <w:shd w:val="clear" w:color="auto" w:fill="FFFFFF"/>
+        </w:rPr>
+      </w:pPr>
+      <w:r>
+        <w:rPr>
+          <w:rFonts w:ascii="Times New Roman" w:hAnsi="Times New Roman" w:cs="Times New Roman"/>
+          <w:color w:val="1E293B"/>
+          <w:sz w:val="24"/>
+          <w:szCs w:val="24"/>
+          <w:highlight w:val="cyan"/>
           <w:shd w:val="clear" w:color="auto" w:fill="FFFFFF"/>
         </w:rPr>
         <w:t>Acompañamos a nuestros estudiantes en el descubrimiento y fortalecimiento de sus habilidades, promoviendo e</w:t>
@@ -4165,6 +4239,7 @@
           <w:color w:val="1E293B"/>
           <w:sz w:val="24"/>
           <w:szCs w:val="24"/>
+          <w:highlight w:val="cyan"/>
           <w:shd w:val="clear" w:color="auto" w:fill="FFFFFF"/>
         </w:rPr>
         <w:t>l pensamiento crítico, la creatividad, la autonomía y el compromiso con su propio aprendizaje,</w:t>
@@ -4175,6 +4250,7 @@
           <w:color w:val="1E293B"/>
           <w:sz w:val="24"/>
           <w:szCs w:val="24"/>
+          <w:highlight w:val="cyan"/>
           <w:shd w:val="clear" w:color="auto" w:fill="FFFFFF"/>
         </w:rPr>
         <w:t xml:space="preserve"> en un entorno </w:t>
@@ -4187,6 +4263,7 @@
           <w:color w:val="1E293B"/>
           <w:sz w:val="24"/>
           <w:szCs w:val="24"/>
+          <w:highlight w:val="cyan"/>
           <w:shd w:val="clear" w:color="auto" w:fill="FFFFFF"/>
         </w:rPr>
         <w:t>inclusivo, motivador y respetuoso.</w:t>
@@ -4211,6 +4288,7 @@
           <w:color w:val="1E293B"/>
           <w:sz w:val="24"/>
           <w:szCs w:val="24"/>
+          <w:highlight w:val="cyan"/>
           <w:shd w:val="clear" w:color="auto" w:fill="FFFFFF"/>
         </w:rPr>
         <w:t xml:space="preserve">Esta metodología permite que cada estudiante desarrolle su máximo potencial, preparándose para afrontar los retos académicos y personales con </w:t>
@@ -4223,6 +4301,7 @@
           <w:color w:val="1E293B"/>
           <w:sz w:val="24"/>
           <w:szCs w:val="24"/>
+          <w:highlight w:val="cyan"/>
           <w:shd w:val="clear" w:color="auto" w:fill="FFFFFF"/>
         </w:rPr>
         <w:t>liderazgo y visión global.</w:t>
@@ -4249,7 +4328,7 @@
           <w:color w:val="1E293B"/>
           <w:sz w:val="24"/>
           <w:szCs w:val="24"/>
-          <w:highlight w:val="yellow"/>
+          <w:highlight w:val="cyan"/>
           <w:shd w:val="clear" w:color="auto" w:fill="FFFFFF"/>
         </w:rPr>
         <w:t>Los proyectos innovadores esta bien</w:t>
@@ -4311,6 +4390,7 @@
           <w:color w:val="1E293B"/>
           <w:sz w:val="24"/>
           <w:szCs w:val="24"/>
+          <w:highlight w:val="cyan"/>
           <w:shd w:val="clear" w:color="auto" w:fill="FFFFFF"/>
         </w:rPr>
         <w:t xml:space="preserve">En el </w:t>
@@ -4323,6 +4403,7 @@
           <w:color w:val="1E293B"/>
           <w:sz w:val="24"/>
           <w:szCs w:val="24"/>
+          <w:highlight w:val="cyan"/>
           <w:shd w:val="clear" w:color="auto" w:fill="FFFFFF"/>
         </w:rPr>
         <w:t>Colegio Santo Domingo, El Líder,</w:t>
@@ -4333,6 +4414,7 @@
           <w:color w:val="1E293B"/>
           <w:sz w:val="24"/>
           <w:szCs w:val="24"/>
+          <w:highlight w:val="cyan"/>
           <w:shd w:val="clear" w:color="auto" w:fill="FFFFFF"/>
         </w:rPr>
         <w:t xml:space="preserve"> promovemos una formación basada en valores que fortalecen el carácter, la convivencia y el liderazgo de nuestros estudiantes, preparándolos para actuar con responsabilidad en un entorno global.</w:t>
@@ -4348,18 +4430,19 @@
           <w:color w:val="1E293B"/>
           <w:sz w:val="24"/>
           <w:szCs w:val="24"/>
-          <w:shd w:val="clear" w:color="auto" w:fill="FFFFFF"/>
-        </w:rPr>
-      </w:pPr>
-      <w:r>
-        <w:rPr>
-          <w:rFonts w:ascii="Times New Roman" w:hAnsi="Times New Roman" w:cs="Times New Roman"/>
-          <w:b/>
-          <w:bCs/>
-          <w:color w:val="1E293B"/>
-          <w:sz w:val="24"/>
-          <w:szCs w:val="24"/>
-          <w:highlight w:val="yellow"/>
+          <w:highlight w:val="cyan"/>
+          <w:shd w:val="clear" w:color="auto" w:fill="FFFFFF"/>
+        </w:rPr>
+      </w:pPr>
+      <w:r>
+        <w:rPr>
+          <w:rFonts w:ascii="Times New Roman" w:hAnsi="Times New Roman" w:cs="Times New Roman"/>
+          <w:b/>
+          <w:bCs/>
+          <w:color w:val="1E293B"/>
+          <w:sz w:val="24"/>
+          <w:szCs w:val="24"/>
+          <w:highlight w:val="cyan"/>
           <w:shd w:val="clear" w:color="auto" w:fill="FFFFFF"/>
         </w:rPr>
         <w:t>De ahí siguen los iconos de los 5 valores</w:t>
@@ -4386,7 +4469,7 @@
           <w:color w:val="1E293B"/>
           <w:sz w:val="24"/>
           <w:szCs w:val="24"/>
-          <w:highlight w:val="yellow"/>
+          <w:highlight w:val="cyan"/>
           <w:shd w:val="clear" w:color="auto" w:fill="FFFFFF"/>
         </w:rPr>
         <w:t>Principios institucionales ok</w:t>
@@ -5709,4 +5792,16 @@
     </a:ext>
   </a:extLst>
 </a:theme>
+</file>
+
+<file path=customXml/item1.xml><?xml version="1.0" encoding="utf-8"?>
+<b:Sources xmlns:b="http://schemas.openxmlformats.org/officeDocument/2006/bibliography" xmlns="http://schemas.openxmlformats.org/officeDocument/2006/bibliography" SelectedStyle="\APASixthEditionOfficeOnline.xsl" StyleName="APA" Version="6"/>
+</file>
+
+<file path=customXml/itemProps1.xml><?xml version="1.0" encoding="utf-8"?>
+<ds:datastoreItem xmlns:ds="http://schemas.openxmlformats.org/officeDocument/2006/customXml" ds:itemID="{590F77D5-D243-4E09-8C32-2AE8184BE166}">
+  <ds:schemaRefs>
+    <ds:schemaRef ds:uri="http://schemas.openxmlformats.org/officeDocument/2006/bibliography"/>
+  </ds:schemaRefs>
+</ds:datastoreItem>
 </file>
--- a/CONTENIDO pagina web.docx
+++ b/CONTENIDO pagina web.docx
@@ -496,18 +496,20 @@
           <w:kern w:val="0"/>
           <w:sz w:val="24"/>
           <w:szCs w:val="24"/>
-          <w:lang w:eastAsia="es-PE"/>
-          <w14:ligatures w14:val="none"/>
-        </w:rPr>
-      </w:pPr>
-      <w:r>
-        <w:rPr>
-          <w:rFonts w:ascii="Times New Roman" w:eastAsia="Times New Roman" w:hAnsi="Times New Roman" w:cs="Times New Roman"/>
-          <w:b/>
-          <w:bCs/>
-          <w:kern w:val="0"/>
-          <w:sz w:val="24"/>
-          <w:szCs w:val="24"/>
+          <w:highlight w:val="cyan"/>
+          <w:lang w:eastAsia="es-PE"/>
+          <w14:ligatures w14:val="none"/>
+        </w:rPr>
+      </w:pPr>
+      <w:r>
+        <w:rPr>
+          <w:rFonts w:ascii="Times New Roman" w:eastAsia="Times New Roman" w:hAnsi="Times New Roman" w:cs="Times New Roman"/>
+          <w:b/>
+          <w:bCs/>
+          <w:kern w:val="0"/>
+          <w:sz w:val="24"/>
+          <w:szCs w:val="24"/>
+          <w:highlight w:val="cyan"/>
           <w:lang w:eastAsia="es-PE"/>
           <w14:ligatures w14:val="none"/>
         </w:rPr>
@@ -523,21 +525,23 @@
           <w:kern w:val="0"/>
           <w:sz w:val="24"/>
           <w:szCs w:val="24"/>
-          <w:lang w:eastAsia="es-PE"/>
-          <w14:ligatures w14:val="none"/>
-        </w:rPr>
-      </w:pPr>
-    </w:p>
-    <w:p>
-      <w:pPr>
-        <w:jc w:val="both"/>
-        <w:rPr>
-          <w:rFonts w:ascii="Times New Roman" w:eastAsia="Times New Roman" w:hAnsi="Times New Roman" w:cs="Times New Roman"/>
-          <w:b/>
-          <w:bCs/>
-          <w:kern w:val="0"/>
-          <w:sz w:val="24"/>
-          <w:szCs w:val="24"/>
+          <w:highlight w:val="cyan"/>
+          <w:lang w:eastAsia="es-PE"/>
+          <w14:ligatures w14:val="none"/>
+        </w:rPr>
+      </w:pPr>
+    </w:p>
+    <w:p>
+      <w:pPr>
+        <w:jc w:val="both"/>
+        <w:rPr>
+          <w:rFonts w:ascii="Times New Roman" w:eastAsia="Times New Roman" w:hAnsi="Times New Roman" w:cs="Times New Roman"/>
+          <w:b/>
+          <w:bCs/>
+          <w:kern w:val="0"/>
+          <w:sz w:val="24"/>
+          <w:szCs w:val="24"/>
+          <w:highlight w:val="cyan"/>
           <w:lang w:eastAsia="es-PE"/>
           <w14:ligatures w14:val="none"/>
         </w:rPr>
@@ -550,6 +554,7 @@
           <w:kern w:val="0"/>
           <w:sz w:val="24"/>
           <w:szCs w:val="24"/>
+          <w:highlight w:val="cyan"/>
           <w:lang w:eastAsia="es-PE"/>
           <w14:ligatures w14:val="none"/>
         </w:rPr>
@@ -563,6 +568,7 @@
           <w:kern w:val="0"/>
           <w:sz w:val="24"/>
           <w:szCs w:val="24"/>
+          <w:highlight w:val="cyan"/>
           <w:lang w:eastAsia="es-PE"/>
           <w14:ligatures w14:val="none"/>
         </w:rPr>
@@ -577,16 +583,18 @@
           <w:kern w:val="0"/>
           <w:sz w:val="24"/>
           <w:szCs w:val="24"/>
-          <w:lang w:eastAsia="es-PE"/>
-          <w14:ligatures w14:val="none"/>
-        </w:rPr>
-      </w:pPr>
-      <w:r>
-        <w:rPr>
-          <w:rFonts w:ascii="Times New Roman" w:eastAsia="Times New Roman" w:hAnsi="Times New Roman" w:cs="Times New Roman"/>
-          <w:kern w:val="0"/>
-          <w:sz w:val="24"/>
-          <w:szCs w:val="24"/>
+          <w:highlight w:val="cyan"/>
+          <w:lang w:eastAsia="es-PE"/>
+          <w14:ligatures w14:val="none"/>
+        </w:rPr>
+      </w:pPr>
+      <w:r>
+        <w:rPr>
+          <w:rFonts w:ascii="Times New Roman" w:eastAsia="Times New Roman" w:hAnsi="Times New Roman" w:cs="Times New Roman"/>
+          <w:kern w:val="0"/>
+          <w:sz w:val="24"/>
+          <w:szCs w:val="24"/>
+          <w:highlight w:val="cyan"/>
           <w:lang w:eastAsia="es-PE"/>
           <w14:ligatures w14:val="none"/>
         </w:rPr>
@@ -601,21 +609,23 @@
           <w:kern w:val="0"/>
           <w:sz w:val="24"/>
           <w:szCs w:val="24"/>
-          <w:lang w:eastAsia="es-PE"/>
-          <w14:ligatures w14:val="none"/>
-        </w:rPr>
-      </w:pPr>
-    </w:p>
-    <w:p>
-      <w:pPr>
-        <w:jc w:val="both"/>
-        <w:rPr>
-          <w:rFonts w:ascii="Times New Roman" w:eastAsia="Times New Roman" w:hAnsi="Times New Roman" w:cs="Times New Roman"/>
-          <w:b/>
-          <w:bCs/>
-          <w:kern w:val="0"/>
-          <w:sz w:val="24"/>
-          <w:szCs w:val="24"/>
+          <w:highlight w:val="cyan"/>
+          <w:lang w:eastAsia="es-PE"/>
+          <w14:ligatures w14:val="none"/>
+        </w:rPr>
+      </w:pPr>
+    </w:p>
+    <w:p>
+      <w:pPr>
+        <w:jc w:val="both"/>
+        <w:rPr>
+          <w:rFonts w:ascii="Times New Roman" w:eastAsia="Times New Roman" w:hAnsi="Times New Roman" w:cs="Times New Roman"/>
+          <w:b/>
+          <w:bCs/>
+          <w:kern w:val="0"/>
+          <w:sz w:val="24"/>
+          <w:szCs w:val="24"/>
+          <w:highlight w:val="cyan"/>
           <w:lang w:eastAsia="es-PE"/>
           <w14:ligatures w14:val="none"/>
         </w:rPr>
@@ -628,6 +638,7 @@
           <w:kern w:val="0"/>
           <w:sz w:val="24"/>
           <w:szCs w:val="24"/>
+          <w:highlight w:val="cyan"/>
           <w:lang w:eastAsia="es-PE"/>
           <w14:ligatures w14:val="none"/>
         </w:rPr>
@@ -641,6 +652,7 @@
           <w:kern w:val="0"/>
           <w:sz w:val="24"/>
           <w:szCs w:val="24"/>
+          <w:highlight w:val="cyan"/>
           <w:lang w:eastAsia="es-PE"/>
           <w14:ligatures w14:val="none"/>
         </w:rPr>
@@ -655,16 +667,18 @@
           <w:kern w:val="0"/>
           <w:sz w:val="24"/>
           <w:szCs w:val="24"/>
-          <w:lang w:eastAsia="es-PE"/>
-          <w14:ligatures w14:val="none"/>
-        </w:rPr>
-      </w:pPr>
-      <w:r>
-        <w:rPr>
-          <w:rFonts w:ascii="Times New Roman" w:eastAsia="Times New Roman" w:hAnsi="Times New Roman" w:cs="Times New Roman"/>
-          <w:kern w:val="0"/>
-          <w:sz w:val="24"/>
-          <w:szCs w:val="24"/>
+          <w:highlight w:val="cyan"/>
+          <w:lang w:eastAsia="es-PE"/>
+          <w14:ligatures w14:val="none"/>
+        </w:rPr>
+      </w:pPr>
+      <w:r>
+        <w:rPr>
+          <w:rFonts w:ascii="Times New Roman" w:eastAsia="Times New Roman" w:hAnsi="Times New Roman" w:cs="Times New Roman"/>
+          <w:kern w:val="0"/>
+          <w:sz w:val="24"/>
+          <w:szCs w:val="24"/>
+          <w:highlight w:val="cyan"/>
           <w:lang w:eastAsia="es-PE"/>
           <w14:ligatures w14:val="none"/>
         </w:rPr>
@@ -681,6 +695,7 @@
           <w:kern w:val="0"/>
           <w:sz w:val="24"/>
           <w:szCs w:val="24"/>
+          <w:highlight w:val="cyan"/>
           <w:lang w:eastAsia="es-PE"/>
           <w14:ligatures w14:val="none"/>
         </w:rPr>
@@ -693,6 +708,7 @@
           <w:kern w:val="0"/>
           <w:sz w:val="24"/>
           <w:szCs w:val="24"/>
+          <w:highlight w:val="cyan"/>
           <w:lang w:eastAsia="es-PE"/>
           <w14:ligatures w14:val="none"/>
         </w:rPr>
@@ -706,6 +722,7 @@
           <w:kern w:val="0"/>
           <w:sz w:val="24"/>
           <w:szCs w:val="24"/>
+          <w:highlight w:val="cyan"/>
           <w:lang w:eastAsia="es-PE"/>
           <w14:ligatures w14:val="none"/>
         </w:rPr>
@@ -719,6 +736,7 @@
           <w:kern w:val="0"/>
           <w:sz w:val="24"/>
           <w:szCs w:val="24"/>
+          <w:highlight w:val="cyan"/>
           <w:lang w:eastAsia="es-PE"/>
           <w14:ligatures w14:val="none"/>
         </w:rPr>
@@ -732,6 +750,7 @@
           <w:kern w:val="0"/>
           <w:sz w:val="24"/>
           <w:szCs w:val="24"/>
+          <w:highlight w:val="cyan"/>
           <w:lang w:eastAsia="es-PE"/>
           <w14:ligatures w14:val="none"/>
         </w:rPr>
@@ -746,16 +765,18 @@
           <w:kern w:val="0"/>
           <w:sz w:val="24"/>
           <w:szCs w:val="24"/>
-          <w:lang w:eastAsia="es-PE"/>
-          <w14:ligatures w14:val="none"/>
-        </w:rPr>
-      </w:pPr>
-      <w:r>
-        <w:rPr>
-          <w:rFonts w:ascii="Times New Roman" w:eastAsia="Times New Roman" w:hAnsi="Times New Roman" w:cs="Times New Roman"/>
-          <w:kern w:val="0"/>
-          <w:sz w:val="24"/>
-          <w:szCs w:val="24"/>
+          <w:highlight w:val="cyan"/>
+          <w:lang w:eastAsia="es-PE"/>
+          <w14:ligatures w14:val="none"/>
+        </w:rPr>
+      </w:pPr>
+      <w:r>
+        <w:rPr>
+          <w:rFonts w:ascii="Times New Roman" w:eastAsia="Times New Roman" w:hAnsi="Times New Roman" w:cs="Times New Roman"/>
+          <w:kern w:val="0"/>
+          <w:sz w:val="24"/>
+          <w:szCs w:val="24"/>
+          <w:highlight w:val="cyan"/>
           <w:lang w:eastAsia="es-PE"/>
           <w14:ligatures w14:val="none"/>
         </w:rPr>
@@ -772,6 +793,7 @@
           <w:kern w:val="0"/>
           <w:sz w:val="24"/>
           <w:szCs w:val="24"/>
+          <w:highlight w:val="cyan"/>
           <w:lang w:eastAsia="es-PE"/>
           <w14:ligatures w14:val="none"/>
         </w:rPr>
@@ -784,6 +806,7 @@
           <w:kern w:val="0"/>
           <w:sz w:val="24"/>
           <w:szCs w:val="24"/>
+          <w:highlight w:val="cyan"/>
           <w:lang w:eastAsia="es-PE"/>
           <w14:ligatures w14:val="none"/>
         </w:rPr>
@@ -797,6 +820,7 @@
           <w:kern w:val="0"/>
           <w:sz w:val="24"/>
           <w:szCs w:val="24"/>
+          <w:highlight w:val="cyan"/>
           <w:lang w:eastAsia="es-PE"/>
           <w14:ligatures w14:val="none"/>
         </w:rPr>
@@ -811,16 +835,18 @@
           <w:kern w:val="0"/>
           <w:sz w:val="24"/>
           <w:szCs w:val="24"/>
-          <w:lang w:eastAsia="es-PE"/>
-          <w14:ligatures w14:val="none"/>
-        </w:rPr>
-      </w:pPr>
-      <w:r>
-        <w:rPr>
-          <w:rFonts w:ascii="Times New Roman" w:eastAsia="Times New Roman" w:hAnsi="Times New Roman" w:cs="Times New Roman"/>
-          <w:kern w:val="0"/>
-          <w:sz w:val="24"/>
-          <w:szCs w:val="24"/>
+          <w:highlight w:val="cyan"/>
+          <w:lang w:eastAsia="es-PE"/>
+          <w14:ligatures w14:val="none"/>
+        </w:rPr>
+      </w:pPr>
+      <w:r>
+        <w:rPr>
+          <w:rFonts w:ascii="Times New Roman" w:eastAsia="Times New Roman" w:hAnsi="Times New Roman" w:cs="Times New Roman"/>
+          <w:kern w:val="0"/>
+          <w:sz w:val="24"/>
+          <w:szCs w:val="24"/>
+          <w:highlight w:val="cyan"/>
           <w:lang w:eastAsia="es-PE"/>
           <w14:ligatures w14:val="none"/>
         </w:rPr>
@@ -837,6 +863,7 @@
           <w:kern w:val="0"/>
           <w:sz w:val="24"/>
           <w:szCs w:val="24"/>
+          <w:highlight w:val="cyan"/>
           <w:lang w:eastAsia="es-PE"/>
           <w14:ligatures w14:val="none"/>
         </w:rPr>
@@ -849,6 +876,7 @@
           <w:kern w:val="0"/>
           <w:sz w:val="24"/>
           <w:szCs w:val="24"/>
+          <w:highlight w:val="cyan"/>
           <w:lang w:eastAsia="es-PE"/>
           <w14:ligatures w14:val="none"/>
         </w:rPr>
@@ -862,6 +890,7 @@
           <w:kern w:val="0"/>
           <w:sz w:val="24"/>
           <w:szCs w:val="24"/>
+          <w:highlight w:val="cyan"/>
           <w:lang w:eastAsia="es-PE"/>
           <w14:ligatures w14:val="none"/>
         </w:rPr>
@@ -886,10 +915,22 @@
           <w:kern w:val="0"/>
           <w:sz w:val="24"/>
           <w:szCs w:val="24"/>
-          <w:lang w:eastAsia="es-PE"/>
-          <w14:ligatures w14:val="none"/>
-        </w:rPr>
-        <w:t>Brindamos espacios adecuados, seguros y diseñados especialmente para el Nivel Inicial, donde los niños aprenden y juegan en un ambiente de confianza y bienestar.</w:t>
+          <w:highlight w:val="cyan"/>
+          <w:lang w:eastAsia="es-PE"/>
+          <w14:ligatures w14:val="none"/>
+        </w:rPr>
+        <w:t>Brindamos espacios adecuados, seguros y diseñados especialmente para el Nivel Inicial, donde los niños aprenden y juegan en un ambiente de confianza y bienestar</w:t>
+      </w:r>
+      <w:r>
+        <w:rPr>
+          <w:rFonts w:ascii="Times New Roman" w:eastAsia="Times New Roman" w:hAnsi="Times New Roman" w:cs="Times New Roman"/>
+          <w:kern w:val="0"/>
+          <w:sz w:val="24"/>
+          <w:szCs w:val="24"/>
+          <w:lang w:eastAsia="es-PE"/>
+          <w14:ligatures w14:val="none"/>
+        </w:rPr>
+        <w:t>.</w:t>
       </w:r>
     </w:p>
     <w:p>
@@ -1523,17 +1564,19 @@
           <w:color w:val="1E293B"/>
           <w:sz w:val="24"/>
           <w:szCs w:val="24"/>
-          <w:shd w:val="clear" w:color="auto" w:fill="FFFFFF"/>
-        </w:rPr>
-      </w:pPr>
-      <w:r>
-        <w:rPr>
-          <w:rFonts w:ascii="Times New Roman" w:hAnsi="Times New Roman" w:cs="Times New Roman"/>
-          <w:b/>
-          <w:bCs/>
-          <w:color w:val="1E293B"/>
-          <w:sz w:val="24"/>
-          <w:szCs w:val="24"/>
+          <w:highlight w:val="cyan"/>
+          <w:shd w:val="clear" w:color="auto" w:fill="FFFFFF"/>
+        </w:rPr>
+      </w:pPr>
+      <w:r>
+        <w:rPr>
+          <w:rFonts w:ascii="Times New Roman" w:hAnsi="Times New Roman" w:cs="Times New Roman"/>
+          <w:b/>
+          <w:bCs/>
+          <w:color w:val="1E293B"/>
+          <w:sz w:val="24"/>
+          <w:szCs w:val="24"/>
+          <w:highlight w:val="cyan"/>
           <w:shd w:val="clear" w:color="auto" w:fill="FFFFFF"/>
         </w:rPr>
         <w:t xml:space="preserve">NUESTRA PROPUESTA EDUCATIVA </w:t>
@@ -1547,31 +1590,34 @@
           <w:color w:val="1E293B"/>
           <w:sz w:val="24"/>
           <w:szCs w:val="24"/>
-          <w:shd w:val="clear" w:color="auto" w:fill="FFFFFF"/>
-        </w:rPr>
-      </w:pPr>
-    </w:p>
-    <w:p>
-      <w:pPr>
-        <w:jc w:val="both"/>
-        <w:rPr>
-          <w:rFonts w:ascii="Times New Roman" w:hAnsi="Times New Roman" w:cs="Times New Roman"/>
-          <w:b/>
-          <w:bCs/>
-          <w:color w:val="1E293B"/>
-          <w:sz w:val="24"/>
-          <w:szCs w:val="24"/>
-          <w:shd w:val="clear" w:color="auto" w:fill="FFFFFF"/>
-        </w:rPr>
-      </w:pPr>
-      <w:r>
-        <w:rPr>
-          <w:rFonts w:ascii="Times New Roman" w:hAnsi="Times New Roman" w:cs="Times New Roman"/>
-          <w:b/>
-          <w:bCs/>
-          <w:color w:val="1E293B"/>
-          <w:sz w:val="24"/>
-          <w:szCs w:val="24"/>
+          <w:highlight w:val="cyan"/>
+          <w:shd w:val="clear" w:color="auto" w:fill="FFFFFF"/>
+        </w:rPr>
+      </w:pPr>
+    </w:p>
+    <w:p>
+      <w:pPr>
+        <w:jc w:val="both"/>
+        <w:rPr>
+          <w:rFonts w:ascii="Times New Roman" w:hAnsi="Times New Roman" w:cs="Times New Roman"/>
+          <w:b/>
+          <w:bCs/>
+          <w:color w:val="1E293B"/>
+          <w:sz w:val="24"/>
+          <w:szCs w:val="24"/>
+          <w:highlight w:val="cyan"/>
+          <w:shd w:val="clear" w:color="auto" w:fill="FFFFFF"/>
+        </w:rPr>
+      </w:pPr>
+      <w:r>
+        <w:rPr>
+          <w:rFonts w:ascii="Times New Roman" w:hAnsi="Times New Roman" w:cs="Times New Roman"/>
+          <w:b/>
+          <w:bCs/>
+          <w:color w:val="1E293B"/>
+          <w:sz w:val="24"/>
+          <w:szCs w:val="24"/>
+          <w:highlight w:val="cyan"/>
           <w:shd w:val="clear" w:color="auto" w:fill="FFFFFF"/>
         </w:rPr>
         <w:t xml:space="preserve"> DESARROLLO ACADÉMICO</w:t>
@@ -1585,15 +1631,17 @@
           <w:color w:val="1E293B"/>
           <w:sz w:val="24"/>
           <w:szCs w:val="24"/>
-          <w:shd w:val="clear" w:color="auto" w:fill="FFFFFF"/>
-        </w:rPr>
-      </w:pPr>
-      <w:r>
-        <w:rPr>
-          <w:rFonts w:ascii="Times New Roman" w:hAnsi="Times New Roman" w:cs="Times New Roman"/>
-          <w:color w:val="1E293B"/>
-          <w:sz w:val="24"/>
-          <w:szCs w:val="24"/>
+          <w:highlight w:val="cyan"/>
+          <w:shd w:val="clear" w:color="auto" w:fill="FFFFFF"/>
+        </w:rPr>
+      </w:pPr>
+      <w:r>
+        <w:rPr>
+          <w:rFonts w:ascii="Times New Roman" w:hAnsi="Times New Roman" w:cs="Times New Roman"/>
+          <w:color w:val="1E293B"/>
+          <w:sz w:val="24"/>
+          <w:szCs w:val="24"/>
+          <w:highlight w:val="cyan"/>
           <w:shd w:val="clear" w:color="auto" w:fill="FFFFFF"/>
         </w:rPr>
         <w:t>Fortalecemos las competencias en comunicación, matemática y ciencias, promoviendo el pensamiento crítico y el aprendizaje significativo.</w:t>
@@ -1609,17 +1657,19 @@
           <w:color w:val="1E293B"/>
           <w:sz w:val="24"/>
           <w:szCs w:val="24"/>
-          <w:shd w:val="clear" w:color="auto" w:fill="FFFFFF"/>
-        </w:rPr>
-      </w:pPr>
-      <w:r>
-        <w:rPr>
-          <w:rFonts w:ascii="Times New Roman" w:hAnsi="Times New Roman" w:cs="Times New Roman"/>
-          <w:b/>
-          <w:bCs/>
-          <w:color w:val="1E293B"/>
-          <w:sz w:val="24"/>
-          <w:szCs w:val="24"/>
+          <w:highlight w:val="cyan"/>
+          <w:shd w:val="clear" w:color="auto" w:fill="FFFFFF"/>
+        </w:rPr>
+      </w:pPr>
+      <w:r>
+        <w:rPr>
+          <w:rFonts w:ascii="Times New Roman" w:hAnsi="Times New Roman" w:cs="Times New Roman"/>
+          <w:b/>
+          <w:bCs/>
+          <w:color w:val="1E293B"/>
+          <w:sz w:val="24"/>
+          <w:szCs w:val="24"/>
+          <w:highlight w:val="cyan"/>
           <w:shd w:val="clear" w:color="auto" w:fill="FFFFFF"/>
         </w:rPr>
         <w:t xml:space="preserve"> ACOMPAÑAMIENTO DOCENTE</w:t>
@@ -1633,15 +1683,17 @@
           <w:color w:val="1E293B"/>
           <w:sz w:val="24"/>
           <w:szCs w:val="24"/>
-          <w:shd w:val="clear" w:color="auto" w:fill="FFFFFF"/>
-        </w:rPr>
-      </w:pPr>
-      <w:r>
-        <w:rPr>
-          <w:rFonts w:ascii="Times New Roman" w:hAnsi="Times New Roman" w:cs="Times New Roman"/>
-          <w:color w:val="1E293B"/>
-          <w:sz w:val="24"/>
-          <w:szCs w:val="24"/>
+          <w:highlight w:val="cyan"/>
+          <w:shd w:val="clear" w:color="auto" w:fill="FFFFFF"/>
+        </w:rPr>
+      </w:pPr>
+      <w:r>
+        <w:rPr>
+          <w:rFonts w:ascii="Times New Roman" w:hAnsi="Times New Roman" w:cs="Times New Roman"/>
+          <w:color w:val="1E293B"/>
+          <w:sz w:val="24"/>
+          <w:szCs w:val="24"/>
+          <w:highlight w:val="cyan"/>
           <w:shd w:val="clear" w:color="auto" w:fill="FFFFFF"/>
         </w:rPr>
         <w:t>Brindamos un acompañamiento cercano y personalizado, atendiendo las necesidades de cada estudiante y promoviendo su autonomía y responsabilidad.</w:t>
@@ -1657,17 +1709,19 @@
           <w:color w:val="1E293B"/>
           <w:sz w:val="24"/>
           <w:szCs w:val="24"/>
-          <w:shd w:val="clear" w:color="auto" w:fill="FFFFFF"/>
-        </w:rPr>
-      </w:pPr>
-      <w:r>
-        <w:rPr>
-          <w:rFonts w:ascii="Times New Roman" w:hAnsi="Times New Roman" w:cs="Times New Roman"/>
-          <w:b/>
-          <w:bCs/>
-          <w:color w:val="1E293B"/>
-          <w:sz w:val="24"/>
-          <w:szCs w:val="24"/>
+          <w:highlight w:val="cyan"/>
+          <w:shd w:val="clear" w:color="auto" w:fill="FFFFFF"/>
+        </w:rPr>
+      </w:pPr>
+      <w:r>
+        <w:rPr>
+          <w:rFonts w:ascii="Times New Roman" w:hAnsi="Times New Roman" w:cs="Times New Roman"/>
+          <w:b/>
+          <w:bCs/>
+          <w:color w:val="1E293B"/>
+          <w:sz w:val="24"/>
+          <w:szCs w:val="24"/>
+          <w:highlight w:val="cyan"/>
           <w:shd w:val="clear" w:color="auto" w:fill="FFFFFF"/>
         </w:rPr>
         <w:t>APRENDIZAJE COLABORATIVO</w:t>
@@ -1681,15 +1735,17 @@
           <w:color w:val="1E293B"/>
           <w:sz w:val="24"/>
           <w:szCs w:val="24"/>
-          <w:shd w:val="clear" w:color="auto" w:fill="FFFFFF"/>
-        </w:rPr>
-      </w:pPr>
-      <w:r>
-        <w:rPr>
-          <w:rFonts w:ascii="Times New Roman" w:hAnsi="Times New Roman" w:cs="Times New Roman"/>
-          <w:color w:val="1E293B"/>
-          <w:sz w:val="24"/>
-          <w:szCs w:val="24"/>
+          <w:highlight w:val="cyan"/>
+          <w:shd w:val="clear" w:color="auto" w:fill="FFFFFF"/>
+        </w:rPr>
+      </w:pPr>
+      <w:r>
+        <w:rPr>
+          <w:rFonts w:ascii="Times New Roman" w:hAnsi="Times New Roman" w:cs="Times New Roman"/>
+          <w:color w:val="1E293B"/>
+          <w:sz w:val="24"/>
+          <w:szCs w:val="24"/>
+          <w:highlight w:val="cyan"/>
           <w:shd w:val="clear" w:color="auto" w:fill="FFFFFF"/>
         </w:rPr>
         <w:t xml:space="preserve">Fomentamos el trabajo en equipo y la </w:t>
@@ -1701,6 +1757,7 @@
           <w:color w:val="1E293B"/>
           <w:sz w:val="24"/>
           <w:szCs w:val="24"/>
+          <w:highlight w:val="cyan"/>
           <w:shd w:val="clear" w:color="auto" w:fill="FFFFFF"/>
         </w:rPr>
         <w:t>participación activa</w:t>
@@ -1712,6 +1769,7 @@
           <w:color w:val="1E293B"/>
           <w:sz w:val="24"/>
           <w:szCs w:val="24"/>
+          <w:highlight w:val="cyan"/>
           <w:shd w:val="clear" w:color="auto" w:fill="FFFFFF"/>
         </w:rPr>
         <w:t>, fortaleciendo habilidades sociales y una convivencia respetuosa.</w:t>
@@ -1725,43 +1783,47 @@
           <w:color w:val="1E293B"/>
           <w:sz w:val="24"/>
           <w:szCs w:val="24"/>
-          <w:shd w:val="clear" w:color="auto" w:fill="FFFFFF"/>
-        </w:rPr>
-      </w:pPr>
-    </w:p>
-    <w:p>
-      <w:pPr>
-        <w:jc w:val="both"/>
-        <w:rPr>
-          <w:rFonts w:ascii="Times New Roman" w:hAnsi="Times New Roman" w:cs="Times New Roman"/>
-          <w:color w:val="1E293B"/>
-          <w:sz w:val="24"/>
-          <w:szCs w:val="24"/>
-          <w:shd w:val="clear" w:color="auto" w:fill="FFFFFF"/>
-        </w:rPr>
-      </w:pPr>
-    </w:p>
-    <w:p>
-      <w:pPr>
-        <w:jc w:val="both"/>
-        <w:rPr>
-          <w:rFonts w:ascii="Times New Roman" w:hAnsi="Times New Roman" w:cs="Times New Roman"/>
-          <w:b/>
-          <w:bCs/>
-          <w:color w:val="1E293B"/>
-          <w:sz w:val="24"/>
-          <w:szCs w:val="24"/>
-          <w:shd w:val="clear" w:color="auto" w:fill="FFFFFF"/>
-        </w:rPr>
-      </w:pPr>
-      <w:r>
-        <w:rPr>
-          <w:rFonts w:ascii="Times New Roman" w:hAnsi="Times New Roman" w:cs="Times New Roman"/>
-          <w:b/>
-          <w:bCs/>
-          <w:color w:val="1E293B"/>
-          <w:sz w:val="24"/>
-          <w:szCs w:val="24"/>
+          <w:highlight w:val="cyan"/>
+          <w:shd w:val="clear" w:color="auto" w:fill="FFFFFF"/>
+        </w:rPr>
+      </w:pPr>
+    </w:p>
+    <w:p>
+      <w:pPr>
+        <w:jc w:val="both"/>
+        <w:rPr>
+          <w:rFonts w:ascii="Times New Roman" w:hAnsi="Times New Roman" w:cs="Times New Roman"/>
+          <w:color w:val="1E293B"/>
+          <w:sz w:val="24"/>
+          <w:szCs w:val="24"/>
+          <w:highlight w:val="cyan"/>
+          <w:shd w:val="clear" w:color="auto" w:fill="FFFFFF"/>
+        </w:rPr>
+      </w:pPr>
+    </w:p>
+    <w:p>
+      <w:pPr>
+        <w:jc w:val="both"/>
+        <w:rPr>
+          <w:rFonts w:ascii="Times New Roman" w:hAnsi="Times New Roman" w:cs="Times New Roman"/>
+          <w:b/>
+          <w:bCs/>
+          <w:color w:val="1E293B"/>
+          <w:sz w:val="24"/>
+          <w:szCs w:val="24"/>
+          <w:highlight w:val="cyan"/>
+          <w:shd w:val="clear" w:color="auto" w:fill="FFFFFF"/>
+        </w:rPr>
+      </w:pPr>
+      <w:r>
+        <w:rPr>
+          <w:rFonts w:ascii="Times New Roman" w:hAnsi="Times New Roman" w:cs="Times New Roman"/>
+          <w:b/>
+          <w:bCs/>
+          <w:color w:val="1E293B"/>
+          <w:sz w:val="24"/>
+          <w:szCs w:val="24"/>
+          <w:highlight w:val="cyan"/>
           <w:shd w:val="clear" w:color="auto" w:fill="FFFFFF"/>
         </w:rPr>
         <w:t xml:space="preserve"> FORMACIÓN EN VALORES</w:t>
@@ -1775,15 +1837,17 @@
           <w:color w:val="1E293B"/>
           <w:sz w:val="24"/>
           <w:szCs w:val="24"/>
-          <w:shd w:val="clear" w:color="auto" w:fill="FFFFFF"/>
-        </w:rPr>
-      </w:pPr>
-      <w:r>
-        <w:rPr>
-          <w:rFonts w:ascii="Times New Roman" w:hAnsi="Times New Roman" w:cs="Times New Roman"/>
-          <w:color w:val="1E293B"/>
-          <w:sz w:val="24"/>
-          <w:szCs w:val="24"/>
+          <w:highlight w:val="cyan"/>
+          <w:shd w:val="clear" w:color="auto" w:fill="FFFFFF"/>
+        </w:rPr>
+      </w:pPr>
+      <w:r>
+        <w:rPr>
+          <w:rFonts w:ascii="Times New Roman" w:hAnsi="Times New Roman" w:cs="Times New Roman"/>
+          <w:color w:val="1E293B"/>
+          <w:sz w:val="24"/>
+          <w:szCs w:val="24"/>
+          <w:highlight w:val="cyan"/>
           <w:shd w:val="clear" w:color="auto" w:fill="FFFFFF"/>
         </w:rPr>
         <w:t>Promovemos valores como el respeto, la responsabilidad y la solidaridad, formando estudiantes comprometidos con su entorno.</w:t>
@@ -1799,17 +1863,19 @@
           <w:color w:val="1E293B"/>
           <w:sz w:val="24"/>
           <w:szCs w:val="24"/>
-          <w:shd w:val="clear" w:color="auto" w:fill="FFFFFF"/>
-        </w:rPr>
-      </w:pPr>
-      <w:r>
-        <w:rPr>
-          <w:rFonts w:ascii="Times New Roman" w:hAnsi="Times New Roman" w:cs="Times New Roman"/>
-          <w:b/>
-          <w:bCs/>
-          <w:color w:val="1E293B"/>
-          <w:sz w:val="24"/>
-          <w:szCs w:val="24"/>
+          <w:highlight w:val="cyan"/>
+          <w:shd w:val="clear" w:color="auto" w:fill="FFFFFF"/>
+        </w:rPr>
+      </w:pPr>
+      <w:r>
+        <w:rPr>
+          <w:rFonts w:ascii="Times New Roman" w:hAnsi="Times New Roman" w:cs="Times New Roman"/>
+          <w:b/>
+          <w:bCs/>
+          <w:color w:val="1E293B"/>
+          <w:sz w:val="24"/>
+          <w:szCs w:val="24"/>
+          <w:highlight w:val="cyan"/>
           <w:shd w:val="clear" w:color="auto" w:fill="FFFFFF"/>
         </w:rPr>
         <w:t xml:space="preserve"> BASES PARA EL LIDERAZGO</w:t>
@@ -1832,6 +1898,7 @@
           <w:color w:val="1E293B"/>
           <w:sz w:val="24"/>
           <w:szCs w:val="24"/>
+          <w:highlight w:val="cyan"/>
           <w:shd w:val="clear" w:color="auto" w:fill="FFFFFF"/>
         </w:rPr>
         <w:t>Desarrollamos habilidades personales y sociales que fortalecen el liderazgo y una visión global desde la etapa primaria.</w:t>
@@ -2401,17 +2468,19 @@
           <w:color w:val="1E293B"/>
           <w:sz w:val="24"/>
           <w:szCs w:val="24"/>
-          <w:shd w:val="clear" w:color="auto" w:fill="FFFFFF"/>
-        </w:rPr>
-      </w:pPr>
-      <w:r>
-        <w:rPr>
-          <w:rFonts w:ascii="Times New Roman" w:hAnsi="Times New Roman" w:cs="Times New Roman"/>
-          <w:b/>
-          <w:bCs/>
-          <w:color w:val="1E293B"/>
-          <w:sz w:val="24"/>
-          <w:szCs w:val="24"/>
+          <w:highlight w:val="cyan"/>
+          <w:shd w:val="clear" w:color="auto" w:fill="FFFFFF"/>
+        </w:rPr>
+      </w:pPr>
+      <w:r>
+        <w:rPr>
+          <w:rFonts w:ascii="Times New Roman" w:hAnsi="Times New Roman" w:cs="Times New Roman"/>
+          <w:b/>
+          <w:bCs/>
+          <w:color w:val="1E293B"/>
+          <w:sz w:val="24"/>
+          <w:szCs w:val="24"/>
+          <w:highlight w:val="cyan"/>
           <w:shd w:val="clear" w:color="auto" w:fill="FFFFFF"/>
         </w:rPr>
         <w:lastRenderedPageBreak/>
@@ -2428,31 +2497,34 @@
           <w:color w:val="1E293B"/>
           <w:sz w:val="24"/>
           <w:szCs w:val="24"/>
-          <w:shd w:val="clear" w:color="auto" w:fill="FFFFFF"/>
-        </w:rPr>
-      </w:pPr>
-    </w:p>
-    <w:p>
-      <w:pPr>
-        <w:jc w:val="both"/>
-        <w:rPr>
-          <w:rFonts w:ascii="Times New Roman" w:hAnsi="Times New Roman" w:cs="Times New Roman"/>
-          <w:b/>
-          <w:bCs/>
-          <w:color w:val="1E293B"/>
-          <w:sz w:val="24"/>
-          <w:szCs w:val="24"/>
-          <w:shd w:val="clear" w:color="auto" w:fill="FFFFFF"/>
-        </w:rPr>
-      </w:pPr>
-      <w:r>
-        <w:rPr>
-          <w:rFonts w:ascii="Times New Roman" w:hAnsi="Times New Roman" w:cs="Times New Roman"/>
-          <w:b/>
-          <w:bCs/>
-          <w:color w:val="1E293B"/>
-          <w:sz w:val="24"/>
-          <w:szCs w:val="24"/>
+          <w:highlight w:val="cyan"/>
+          <w:shd w:val="clear" w:color="auto" w:fill="FFFFFF"/>
+        </w:rPr>
+      </w:pPr>
+    </w:p>
+    <w:p>
+      <w:pPr>
+        <w:jc w:val="both"/>
+        <w:rPr>
+          <w:rFonts w:ascii="Times New Roman" w:hAnsi="Times New Roman" w:cs="Times New Roman"/>
+          <w:b/>
+          <w:bCs/>
+          <w:color w:val="1E293B"/>
+          <w:sz w:val="24"/>
+          <w:szCs w:val="24"/>
+          <w:highlight w:val="cyan"/>
+          <w:shd w:val="clear" w:color="auto" w:fill="FFFFFF"/>
+        </w:rPr>
+      </w:pPr>
+      <w:r>
+        <w:rPr>
+          <w:rFonts w:ascii="Times New Roman" w:hAnsi="Times New Roman" w:cs="Times New Roman"/>
+          <w:b/>
+          <w:bCs/>
+          <w:color w:val="1E293B"/>
+          <w:sz w:val="24"/>
+          <w:szCs w:val="24"/>
+          <w:highlight w:val="cyan"/>
           <w:shd w:val="clear" w:color="auto" w:fill="FFFFFF"/>
         </w:rPr>
         <w:t>FORMACIÓN ACADÉMICA SÓLIDA</w:t>
@@ -2466,15 +2538,17 @@
           <w:color w:val="1E293B"/>
           <w:sz w:val="24"/>
           <w:szCs w:val="24"/>
-          <w:shd w:val="clear" w:color="auto" w:fill="FFFFFF"/>
-        </w:rPr>
-      </w:pPr>
-      <w:r>
-        <w:rPr>
-          <w:rFonts w:ascii="Times New Roman" w:hAnsi="Times New Roman" w:cs="Times New Roman"/>
-          <w:color w:val="1E293B"/>
-          <w:sz w:val="24"/>
-          <w:szCs w:val="24"/>
+          <w:highlight w:val="cyan"/>
+          <w:shd w:val="clear" w:color="auto" w:fill="FFFFFF"/>
+        </w:rPr>
+      </w:pPr>
+      <w:r>
+        <w:rPr>
+          <w:rFonts w:ascii="Times New Roman" w:hAnsi="Times New Roman" w:cs="Times New Roman"/>
+          <w:color w:val="1E293B"/>
+          <w:sz w:val="24"/>
+          <w:szCs w:val="24"/>
+          <w:highlight w:val="cyan"/>
           <w:shd w:val="clear" w:color="auto" w:fill="FFFFFF"/>
         </w:rPr>
         <w:t>Fortalecemos las competencias en las distintas áreas del conocimiento, promoviendo el pensamiento crítico, la investigación y el aprendizaje significativo, como base para una formación académica sólida.</w:t>
@@ -2490,31 +2564,34 @@
           <w:color w:val="1E293B"/>
           <w:sz w:val="24"/>
           <w:szCs w:val="24"/>
-          <w:shd w:val="clear" w:color="auto" w:fill="FFFFFF"/>
-        </w:rPr>
-      </w:pPr>
-    </w:p>
-    <w:p>
-      <w:pPr>
-        <w:jc w:val="both"/>
-        <w:rPr>
-          <w:rFonts w:ascii="Times New Roman" w:hAnsi="Times New Roman" w:cs="Times New Roman"/>
-          <w:b/>
-          <w:bCs/>
-          <w:color w:val="1E293B"/>
-          <w:sz w:val="24"/>
-          <w:szCs w:val="24"/>
-          <w:shd w:val="clear" w:color="auto" w:fill="FFFFFF"/>
-        </w:rPr>
-      </w:pPr>
-      <w:r>
-        <w:rPr>
-          <w:rFonts w:ascii="Times New Roman" w:hAnsi="Times New Roman" w:cs="Times New Roman"/>
-          <w:b/>
-          <w:bCs/>
-          <w:color w:val="1E293B"/>
-          <w:sz w:val="24"/>
-          <w:szCs w:val="24"/>
+          <w:highlight w:val="cyan"/>
+          <w:shd w:val="clear" w:color="auto" w:fill="FFFFFF"/>
+        </w:rPr>
+      </w:pPr>
+    </w:p>
+    <w:p>
+      <w:pPr>
+        <w:jc w:val="both"/>
+        <w:rPr>
+          <w:rFonts w:ascii="Times New Roman" w:hAnsi="Times New Roman" w:cs="Times New Roman"/>
+          <w:b/>
+          <w:bCs/>
+          <w:color w:val="1E293B"/>
+          <w:sz w:val="24"/>
+          <w:szCs w:val="24"/>
+          <w:highlight w:val="cyan"/>
+          <w:shd w:val="clear" w:color="auto" w:fill="FFFFFF"/>
+        </w:rPr>
+      </w:pPr>
+      <w:r>
+        <w:rPr>
+          <w:rFonts w:ascii="Times New Roman" w:hAnsi="Times New Roman" w:cs="Times New Roman"/>
+          <w:b/>
+          <w:bCs/>
+          <w:color w:val="1E293B"/>
+          <w:sz w:val="24"/>
+          <w:szCs w:val="24"/>
+          <w:highlight w:val="cyan"/>
           <w:shd w:val="clear" w:color="auto" w:fill="FFFFFF"/>
         </w:rPr>
         <w:t>METODOLOGÍAS INNOVADORAS Y TECNOLOGÍA</w:t>
@@ -2528,15 +2605,17 @@
           <w:color w:val="1E293B"/>
           <w:sz w:val="24"/>
           <w:szCs w:val="24"/>
-          <w:shd w:val="clear" w:color="auto" w:fill="FFFFFF"/>
-        </w:rPr>
-      </w:pPr>
-      <w:r>
-        <w:rPr>
-          <w:rFonts w:ascii="Times New Roman" w:hAnsi="Times New Roman" w:cs="Times New Roman"/>
-          <w:color w:val="1E293B"/>
-          <w:sz w:val="24"/>
-          <w:szCs w:val="24"/>
+          <w:highlight w:val="cyan"/>
+          <w:shd w:val="clear" w:color="auto" w:fill="FFFFFF"/>
+        </w:rPr>
+      </w:pPr>
+      <w:r>
+        <w:rPr>
+          <w:rFonts w:ascii="Times New Roman" w:hAnsi="Times New Roman" w:cs="Times New Roman"/>
+          <w:color w:val="1E293B"/>
+          <w:sz w:val="24"/>
+          <w:szCs w:val="24"/>
+          <w:highlight w:val="cyan"/>
           <w:shd w:val="clear" w:color="auto" w:fill="FFFFFF"/>
         </w:rPr>
         <w:t>Integramos metodologías activas y el uso responsable de la tecnología como herramientas para el aprendizaje, favoreciendo la creatividad, el análisis y la resolución de problemas.</w:t>
@@ -2550,31 +2629,34 @@
           <w:color w:val="1E293B"/>
           <w:sz w:val="24"/>
           <w:szCs w:val="24"/>
-          <w:shd w:val="clear" w:color="auto" w:fill="FFFFFF"/>
-        </w:rPr>
-      </w:pPr>
-    </w:p>
-    <w:p>
-      <w:pPr>
-        <w:jc w:val="both"/>
-        <w:rPr>
-          <w:rFonts w:ascii="Times New Roman" w:hAnsi="Times New Roman" w:cs="Times New Roman"/>
-          <w:b/>
-          <w:bCs/>
-          <w:color w:val="1E293B"/>
-          <w:sz w:val="24"/>
-          <w:szCs w:val="24"/>
-          <w:shd w:val="clear" w:color="auto" w:fill="FFFFFF"/>
-        </w:rPr>
-      </w:pPr>
-      <w:r>
-        <w:rPr>
-          <w:rFonts w:ascii="Times New Roman" w:hAnsi="Times New Roman" w:cs="Times New Roman"/>
-          <w:b/>
-          <w:bCs/>
-          <w:color w:val="1E293B"/>
-          <w:sz w:val="24"/>
-          <w:szCs w:val="24"/>
+          <w:highlight w:val="cyan"/>
+          <w:shd w:val="clear" w:color="auto" w:fill="FFFFFF"/>
+        </w:rPr>
+      </w:pPr>
+    </w:p>
+    <w:p>
+      <w:pPr>
+        <w:jc w:val="both"/>
+        <w:rPr>
+          <w:rFonts w:ascii="Times New Roman" w:hAnsi="Times New Roman" w:cs="Times New Roman"/>
+          <w:b/>
+          <w:bCs/>
+          <w:color w:val="1E293B"/>
+          <w:sz w:val="24"/>
+          <w:szCs w:val="24"/>
+          <w:highlight w:val="cyan"/>
+          <w:shd w:val="clear" w:color="auto" w:fill="FFFFFF"/>
+        </w:rPr>
+      </w:pPr>
+      <w:r>
+        <w:rPr>
+          <w:rFonts w:ascii="Times New Roman" w:hAnsi="Times New Roman" w:cs="Times New Roman"/>
+          <w:b/>
+          <w:bCs/>
+          <w:color w:val="1E293B"/>
+          <w:sz w:val="24"/>
+          <w:szCs w:val="24"/>
+          <w:highlight w:val="cyan"/>
           <w:shd w:val="clear" w:color="auto" w:fill="FFFFFF"/>
         </w:rPr>
         <w:t>ACOMPAÑAMIENTO Y ORIENTACIÓN</w:t>
@@ -2588,15 +2670,17 @@
           <w:color w:val="1E293B"/>
           <w:sz w:val="24"/>
           <w:szCs w:val="24"/>
-          <w:shd w:val="clear" w:color="auto" w:fill="FFFFFF"/>
-        </w:rPr>
-      </w:pPr>
-      <w:r>
-        <w:rPr>
-          <w:rFonts w:ascii="Times New Roman" w:hAnsi="Times New Roman" w:cs="Times New Roman"/>
-          <w:color w:val="1E293B"/>
-          <w:sz w:val="24"/>
-          <w:szCs w:val="24"/>
+          <w:highlight w:val="cyan"/>
+          <w:shd w:val="clear" w:color="auto" w:fill="FFFFFF"/>
+        </w:rPr>
+      </w:pPr>
+      <w:r>
+        <w:rPr>
+          <w:rFonts w:ascii="Times New Roman" w:hAnsi="Times New Roman" w:cs="Times New Roman"/>
+          <w:color w:val="1E293B"/>
+          <w:sz w:val="24"/>
+          <w:szCs w:val="24"/>
+          <w:highlight w:val="cyan"/>
           <w:shd w:val="clear" w:color="auto" w:fill="FFFFFF"/>
         </w:rPr>
         <w:t>Brindamos acompañamiento académico y orientación personal, apoyando a los estudiantes en la toma de decisiones y en la construcción de su proyecto de vida.</w:t>
@@ -2610,31 +2694,34 @@
           <w:color w:val="1E293B"/>
           <w:sz w:val="24"/>
           <w:szCs w:val="24"/>
-          <w:shd w:val="clear" w:color="auto" w:fill="FFFFFF"/>
-        </w:rPr>
-      </w:pPr>
-    </w:p>
-    <w:p>
-      <w:pPr>
-        <w:jc w:val="both"/>
-        <w:rPr>
-          <w:rFonts w:ascii="Times New Roman" w:hAnsi="Times New Roman" w:cs="Times New Roman"/>
-          <w:b/>
-          <w:bCs/>
-          <w:color w:val="1E293B"/>
-          <w:sz w:val="24"/>
-          <w:szCs w:val="24"/>
-          <w:shd w:val="clear" w:color="auto" w:fill="FFFFFF"/>
-        </w:rPr>
-      </w:pPr>
-      <w:r>
-        <w:rPr>
-          <w:rFonts w:ascii="Times New Roman" w:hAnsi="Times New Roman" w:cs="Times New Roman"/>
-          <w:b/>
-          <w:bCs/>
-          <w:color w:val="1E293B"/>
-          <w:sz w:val="24"/>
-          <w:szCs w:val="24"/>
+          <w:highlight w:val="cyan"/>
+          <w:shd w:val="clear" w:color="auto" w:fill="FFFFFF"/>
+        </w:rPr>
+      </w:pPr>
+    </w:p>
+    <w:p>
+      <w:pPr>
+        <w:jc w:val="both"/>
+        <w:rPr>
+          <w:rFonts w:ascii="Times New Roman" w:hAnsi="Times New Roman" w:cs="Times New Roman"/>
+          <w:b/>
+          <w:bCs/>
+          <w:color w:val="1E293B"/>
+          <w:sz w:val="24"/>
+          <w:szCs w:val="24"/>
+          <w:highlight w:val="cyan"/>
+          <w:shd w:val="clear" w:color="auto" w:fill="FFFFFF"/>
+        </w:rPr>
+      </w:pPr>
+      <w:r>
+        <w:rPr>
+          <w:rFonts w:ascii="Times New Roman" w:hAnsi="Times New Roman" w:cs="Times New Roman"/>
+          <w:b/>
+          <w:bCs/>
+          <w:color w:val="1E293B"/>
+          <w:sz w:val="24"/>
+          <w:szCs w:val="24"/>
+          <w:highlight w:val="cyan"/>
           <w:shd w:val="clear" w:color="auto" w:fill="FFFFFF"/>
         </w:rPr>
         <w:t>FORMACIÓN EN VALORES Y RESPONSABILIDAD SOCIAL</w:t>
@@ -2648,15 +2735,17 @@
           <w:color w:val="1E293B"/>
           <w:sz w:val="24"/>
           <w:szCs w:val="24"/>
-          <w:shd w:val="clear" w:color="auto" w:fill="FFFFFF"/>
-        </w:rPr>
-      </w:pPr>
-      <w:r>
-        <w:rPr>
-          <w:rFonts w:ascii="Times New Roman" w:hAnsi="Times New Roman" w:cs="Times New Roman"/>
-          <w:color w:val="1E293B"/>
-          <w:sz w:val="24"/>
-          <w:szCs w:val="24"/>
+          <w:highlight w:val="cyan"/>
+          <w:shd w:val="clear" w:color="auto" w:fill="FFFFFF"/>
+        </w:rPr>
+      </w:pPr>
+      <w:r>
+        <w:rPr>
+          <w:rFonts w:ascii="Times New Roman" w:hAnsi="Times New Roman" w:cs="Times New Roman"/>
+          <w:color w:val="1E293B"/>
+          <w:sz w:val="24"/>
+          <w:szCs w:val="24"/>
+          <w:highlight w:val="cyan"/>
           <w:shd w:val="clear" w:color="auto" w:fill="FFFFFF"/>
         </w:rPr>
         <w:t>Promovemos valores como el respeto, la honestidad, la responsabilidad y el compromiso social, formando jóvenes conscientes de su rol en la sociedad.</w:t>
@@ -2670,31 +2759,34 @@
           <w:color w:val="1E293B"/>
           <w:sz w:val="24"/>
           <w:szCs w:val="24"/>
-          <w:shd w:val="clear" w:color="auto" w:fill="FFFFFF"/>
-        </w:rPr>
-      </w:pPr>
-    </w:p>
-    <w:p>
-      <w:pPr>
-        <w:jc w:val="both"/>
-        <w:rPr>
-          <w:rFonts w:ascii="Times New Roman" w:hAnsi="Times New Roman" w:cs="Times New Roman"/>
-          <w:b/>
-          <w:bCs/>
-          <w:color w:val="1E293B"/>
-          <w:sz w:val="24"/>
-          <w:szCs w:val="24"/>
-          <w:shd w:val="clear" w:color="auto" w:fill="FFFFFF"/>
-        </w:rPr>
-      </w:pPr>
-      <w:r>
-        <w:rPr>
-          <w:rFonts w:ascii="Times New Roman" w:hAnsi="Times New Roman" w:cs="Times New Roman"/>
-          <w:b/>
-          <w:bCs/>
-          <w:color w:val="1E293B"/>
-          <w:sz w:val="24"/>
-          <w:szCs w:val="24"/>
+          <w:highlight w:val="cyan"/>
+          <w:shd w:val="clear" w:color="auto" w:fill="FFFFFF"/>
+        </w:rPr>
+      </w:pPr>
+    </w:p>
+    <w:p>
+      <w:pPr>
+        <w:jc w:val="both"/>
+        <w:rPr>
+          <w:rFonts w:ascii="Times New Roman" w:hAnsi="Times New Roman" w:cs="Times New Roman"/>
+          <w:b/>
+          <w:bCs/>
+          <w:color w:val="1E293B"/>
+          <w:sz w:val="24"/>
+          <w:szCs w:val="24"/>
+          <w:highlight w:val="cyan"/>
+          <w:shd w:val="clear" w:color="auto" w:fill="FFFFFF"/>
+        </w:rPr>
+      </w:pPr>
+      <w:r>
+        <w:rPr>
+          <w:rFonts w:ascii="Times New Roman" w:hAnsi="Times New Roman" w:cs="Times New Roman"/>
+          <w:b/>
+          <w:bCs/>
+          <w:color w:val="1E293B"/>
+          <w:sz w:val="24"/>
+          <w:szCs w:val="24"/>
+          <w:highlight w:val="cyan"/>
           <w:shd w:val="clear" w:color="auto" w:fill="FFFFFF"/>
         </w:rPr>
         <w:t>PREPARACIÓN PARA EL FUTURO</w:t>
@@ -2717,6 +2809,7 @@
           <w:color w:val="1E293B"/>
           <w:sz w:val="24"/>
           <w:szCs w:val="24"/>
+          <w:highlight w:val="cyan"/>
           <w:shd w:val="clear" w:color="auto" w:fill="FFFFFF"/>
         </w:rPr>
         <w:t>Preparamos a nuestros estudiantes para afrontar con éxito la educación superior y los desafíos del mundo actual, fortaleciendo su liderazgo y una visión global.</w:t>
